--- a/entregables_word/Taller_2_Estudio_Tecnico_Kazegami.docx
+++ b/entregables_word/Taller_2_Estudio_Tecnico_Kazegami.docx
@@ -674,7 +674,7 @@
               <w:rPr>
                 <w:sz w:val="18"/>
               </w:rPr>
-              <w:t xml:space="preserve">Almuerzo y cena; experiencia 100 % en el local</w:t>
+              <w:t xml:space="preserve">Martes a domingo, horario continuo de 12:00 m. a 10:00 p. m.; experiencia 100 % en el local</w:t>
             </w:r>
           </w:p>
         </w:tc>
@@ -1300,6 +1300,14 @@
     </w:p>
     <w:p>
       <w:pPr>
+        <w:pStyle w:val="FirstParagraph"/>
+      </w:pPr>
+      <w:r>
+        <w:t xml:space="preserve">La macrolocalización define la región y la ciudad donde operará el restaurante. Se analiza de lo general a lo particular —país, región, ciudad y zona— y en cada nivel se indican los factores que justifican la elección, con datos de población, turismo y de la encuesta.</w:t>
+      </w:r>
+    </w:p>
+    <w:p>
+      <w:pPr>
         <w:pStyle w:val="TableCaption"/>
       </w:pPr>
       <w:r>
@@ -1999,7 +2007,7 @@
               <w:rPr>
                 <w:sz w:val="18"/>
               </w:rPr>
-              <w:t xml:space="preserve">Afinia, Acuacar, Gases del Caribe; cortes de energía frecuentes</w:t>
+              <w:t xml:space="preserve">Afinia (energía), Acuacar (agua), Surtigas (gas natural) y Pacaribe (aseo); cortes de energía frecuentes</w:t>
             </w:r>
           </w:p>
         </w:tc>
@@ -5732,6 +5740,14 @@
     </w:p>
     <w:p>
       <w:pPr>
+        <w:pStyle w:val="FirstParagraph"/>
+      </w:pPr>
+      <w:r>
+        <w:t xml:space="preserve">El tamaño del proyecto es la capacidad de producción de Kazegami, medida en platos por año. Antes de calcularlo se revisan los factores que lo limitan o lo favorecen: la demanda insatisfecha, la disponibilidad de insumos, la tecnología, el financiamiento, la capacidad de la barra de sushi y la organización.</w:t>
+      </w:r>
+    </w:p>
+    <w:p>
+      <w:pPr>
         <w:pStyle w:val="TableCaption"/>
       </w:pPr>
       <w:r>
@@ -5921,7 +5937,7 @@
               <w:rPr>
                 <w:sz w:val="18"/>
               </w:rPr>
-              <w:t xml:space="preserve">Pesca artesanal diaria; importados con stock de 1 mes</w:t>
+              <w:t xml:space="preserve">Pesca artesanal comprada 2 veces por semana y ultracongelada; importados con stock de 1 mes</w:t>
             </w:r>
           </w:p>
         </w:tc>
@@ -6184,6 +6200,14 @@
       </w:pPr>
       <w:r>
         <w:t xml:space="preserve">3.1 Capacidad diseñada (máxima teórica)</w:t>
+      </w:r>
+    </w:p>
+    <w:p>
+      <w:pPr>
+        <w:pStyle w:val="FirstParagraph"/>
+      </w:pPr>
+      <w:r>
+        <w:t xml:space="preserve">La capacidad diseñada es la producción máxima que el local podría alcanzar si todos sus puestos se ocuparan en cada rotación durante todo el horario. Con el horario continuo de 12:00 m. a 10:00 p. m., el día se divide en tres franjas: el almuerzo, la tarde (horas valle) y la noche. La tabla muestra el cálculo paso a paso.</w:t>
       </w:r>
     </w:p>
     <w:p>
@@ -6468,7 +6492,7 @@
               <w:rPr>
                 <w:sz w:val="18"/>
               </w:rPr>
-              <w:t xml:space="preserve">Rotación en almuerzo (12:00-15:00)</w:t>
+              <w:t xml:space="preserve">Rotación franja de almuerzo (12:00 m. - 3:00 p. m.)</w:t>
             </w:r>
           </w:p>
         </w:tc>
@@ -6525,7 +6549,7 @@
               <w:rPr>
                 <w:sz w:val="18"/>
               </w:rPr>
-              <w:t xml:space="preserve">Rotación en cena (18:00-22:30)</w:t>
+              <w:t xml:space="preserve">Rotación franja de la tarde (3:00 p. m. - 6:00 p. m.)</w:t>
             </w:r>
           </w:p>
         </w:tc>
@@ -6541,7 +6565,7 @@
               <w:rPr>
                 <w:sz w:val="18"/>
               </w:rPr>
-              <w:t xml:space="preserve">2,0</w:t>
+              <w:t xml:space="preserve">0,5</w:t>
             </w:r>
           </w:p>
         </w:tc>
@@ -6557,7 +6581,7 @@
               <w:rPr>
                 <w:sz w:val="18"/>
               </w:rPr>
-              <w:t xml:space="preserve">Estancia promedio de 90 min</w:t>
+              <w:t xml:space="preserve">Horas valle: medio salón ocupado</w:t>
             </w:r>
           </w:p>
         </w:tc>
@@ -6580,7 +6604,7 @@
               <w:rPr>
                 <w:sz w:val="18"/>
               </w:rPr>
-              <w:t xml:space="preserve">Comensales por día</w:t>
+              <w:t xml:space="preserve">Rotación franja de la noche (6:00 p. m. - 10:00 p. m.)</w:t>
             </w:r>
           </w:p>
         </w:tc>
@@ -6598,7 +6622,7 @@
               <w:rPr>
                 <w:sz w:val="18"/>
               </w:rPr>
-              <w:t xml:space="preserve">196</w:t>
+              <w:t xml:space="preserve">1,5</w:t>
             </w:r>
           </w:p>
         </w:tc>
@@ -6616,7 +6640,7 @@
               <w:rPr>
                 <w:sz w:val="18"/>
               </w:rPr>
-              <w:t xml:space="preserve">56 × 3,5</w:t>
+              <w:t xml:space="preserve">Estancia promedio de 90 min</w:t>
             </w:r>
           </w:p>
         </w:tc>
@@ -6637,7 +6661,7 @@
               <w:rPr>
                 <w:sz w:val="18"/>
               </w:rPr>
-              <w:t xml:space="preserve">Platos del Top 3 por comensal</w:t>
+              <w:t xml:space="preserve">Comensales por día</w:t>
             </w:r>
           </w:p>
         </w:tc>
@@ -6653,7 +6677,7 @@
               <w:rPr>
                 <w:sz w:val="18"/>
               </w:rPr>
-              <w:t xml:space="preserve">1,2</w:t>
+              <w:t xml:space="preserve">196</w:t>
             </w:r>
           </w:p>
         </w:tc>
@@ -6669,7 +6693,7 @@
               <w:rPr>
                 <w:sz w:val="18"/>
               </w:rPr>
-              <w:t xml:space="preserve">Plato fuerte + tempura compartida</w:t>
+              <w:t xml:space="preserve">56 puestos × 3,5 rotaciones</w:t>
             </w:r>
           </w:p>
         </w:tc>
@@ -6692,7 +6716,7 @@
               <w:rPr>
                 <w:sz w:val="18"/>
               </w:rPr>
-              <w:t xml:space="preserve">Platos por día</w:t>
+              <w:t xml:space="preserve">Platos del Top 3 por comensal</w:t>
             </w:r>
           </w:p>
         </w:tc>
@@ -6710,19 +6734,26 @@
               <w:rPr>
                 <w:sz w:val="18"/>
               </w:rPr>
-              <w:t xml:space="preserve">235</w:t>
-            </w:r>
-          </w:p>
-        </w:tc>
-        <w:tc>
-          <w:tcPr>
-            <w:shd w:val="clear" w:color="auto" w:fill="F5F7FB"/>
-          </w:tcPr>
-          <w:p>
-            <w:pPr>
-              <w:pStyle w:val="Compact"/>
-              <w:spacing w:after="0" w:before="0" w:line="240" w:lineRule="auto"/>
-            </w:pPr>
+              <w:t xml:space="preserve">1,2</w:t>
+            </w:r>
+          </w:p>
+        </w:tc>
+        <w:tc>
+          <w:tcPr>
+            <w:shd w:val="clear" w:color="auto" w:fill="F5F7FB"/>
+          </w:tcPr>
+          <w:p>
+            <w:pPr>
+              <w:pStyle w:val="Compact"/>
+              <w:spacing w:after="0" w:before="0" w:line="240" w:lineRule="auto"/>
+              <w:jc w:val="left"/>
+            </w:pPr>
+            <w:r>
+              <w:rPr>
+                <w:sz w:val="18"/>
+              </w:rPr>
+              <w:t xml:space="preserve">Plato fuerte + tempura compartida</w:t>
+            </w:r>
           </w:p>
         </w:tc>
       </w:tr>
@@ -6742,7 +6773,7 @@
               <w:rPr>
                 <w:sz w:val="18"/>
               </w:rPr>
-              <w:t xml:space="preserve">Días de operación al año</w:t>
+              <w:t xml:space="preserve">Platos por día</w:t>
             </w:r>
           </w:p>
         </w:tc>
@@ -6758,24 +6789,17 @@
               <w:rPr>
                 <w:sz w:val="18"/>
               </w:rPr>
-              <w:t xml:space="preserve">312</w:t>
-            </w:r>
-          </w:p>
-        </w:tc>
-        <w:tc>
-          <w:tcPr/>
-          <w:p>
-            <w:pPr>
-              <w:pStyle w:val="Compact"/>
-              <w:spacing w:after="0" w:before="0" w:line="240" w:lineRule="auto"/>
-              <w:jc w:val="left"/>
-            </w:pPr>
-            <w:r>
-              <w:rPr>
-                <w:sz w:val="18"/>
-              </w:rPr>
-              <w:t xml:space="preserve">6 días por semana (lunes cerrado) × 52</w:t>
-            </w:r>
+              <w:t xml:space="preserve">235</w:t>
+            </w:r>
+          </w:p>
+        </w:tc>
+        <w:tc>
+          <w:tcPr/>
+          <w:p>
+            <w:pPr>
+              <w:pStyle w:val="Compact"/>
+              <w:spacing w:after="0" w:before="0" w:line="240" w:lineRule="auto"/>
+            </w:pPr>
           </w:p>
         </w:tc>
       </w:tr>
@@ -6795,6 +6819,63 @@
             </w:pPr>
             <w:r>
               <w:rPr>
+                <w:sz w:val="18"/>
+              </w:rPr>
+              <w:t xml:space="preserve">Días de operación al año</w:t>
+            </w:r>
+          </w:p>
+        </w:tc>
+        <w:tc>
+          <w:tcPr>
+            <w:shd w:val="clear" w:color="auto" w:fill="F5F7FB"/>
+          </w:tcPr>
+          <w:p>
+            <w:pPr>
+              <w:pStyle w:val="Compact"/>
+              <w:spacing w:after="0" w:before="0" w:line="240" w:lineRule="auto"/>
+              <w:jc w:val="right"/>
+            </w:pPr>
+            <w:r>
+              <w:rPr>
+                <w:sz w:val="18"/>
+              </w:rPr>
+              <w:t xml:space="preserve">312</w:t>
+            </w:r>
+          </w:p>
+        </w:tc>
+        <w:tc>
+          <w:tcPr>
+            <w:shd w:val="clear" w:color="auto" w:fill="F5F7FB"/>
+          </w:tcPr>
+          <w:p>
+            <w:pPr>
+              <w:pStyle w:val="Compact"/>
+              <w:spacing w:after="0" w:before="0" w:line="240" w:lineRule="auto"/>
+              <w:jc w:val="left"/>
+            </w:pPr>
+            <w:r>
+              <w:rPr>
+                <w:sz w:val="18"/>
+              </w:rPr>
+              <w:t xml:space="preserve">6 días por semana (lunes cerrado) × 52</w:t>
+            </w:r>
+          </w:p>
+        </w:tc>
+      </w:tr>
+      <w:tr>
+        <w:trPr>
+          <w:cantSplit/>
+        </w:trPr>
+        <w:tc>
+          <w:tcPr/>
+          <w:p>
+            <w:pPr>
+              <w:pStyle w:val="Compact"/>
+              <w:spacing w:after="0" w:before="0" w:line="240" w:lineRule="auto"/>
+              <w:jc w:val="left"/>
+            </w:pPr>
+            <w:r>
+              <w:rPr>
                 <w:bCs/>
                 <w:b/>
                 <w:sz w:val="18"/>
@@ -6804,9 +6885,7 @@
           </w:p>
         </w:tc>
         <w:tc>
-          <w:tcPr>
-            <w:shd w:val="clear" w:color="auto" w:fill="F5F7FB"/>
-          </w:tcPr>
+          <w:tcPr/>
           <w:p>
             <w:pPr>
               <w:pStyle w:val="Compact"/>
@@ -6824,9 +6903,7 @@
           </w:p>
         </w:tc>
         <w:tc>
-          <w:tcPr>
-            <w:shd w:val="clear" w:color="auto" w:fill="F5F7FB"/>
-          </w:tcPr>
+          <w:tcPr/>
           <w:p>
             <w:pPr>
               <w:pStyle w:val="Compact"/>
@@ -8929,55 +9006,55 @@
               <w:rPr>
                 <w:sz w:val="17"/>
               </w:rPr>
-              <w:t xml:space="preserve">Almuerzo (40 %)</w:t>
-            </w:r>
-          </w:p>
-        </w:tc>
-        <w:tc>
-          <w:tcPr/>
-          <w:p>
-            <w:pPr>
-              <w:pStyle w:val="Compact"/>
-              <w:spacing w:after="0" w:before="0" w:line="240" w:lineRule="auto"/>
-              <w:jc w:val="right"/>
-            </w:pPr>
-            <w:r>
-              <w:rPr>
-                <w:sz w:val="17"/>
-              </w:rPr>
-              <w:t xml:space="preserve">31</w:t>
-            </w:r>
-          </w:p>
-        </w:tc>
-        <w:tc>
-          <w:tcPr/>
-          <w:p>
-            <w:pPr>
-              <w:pStyle w:val="Compact"/>
-              <w:spacing w:after="0" w:before="0" w:line="240" w:lineRule="auto"/>
-              <w:jc w:val="right"/>
-            </w:pPr>
-            <w:r>
-              <w:rPr>
-                <w:sz w:val="17"/>
-              </w:rPr>
-              <w:t xml:space="preserve">17</w:t>
-            </w:r>
-          </w:p>
-        </w:tc>
-        <w:tc>
-          <w:tcPr/>
-          <w:p>
-            <w:pPr>
-              <w:pStyle w:val="Compact"/>
-              <w:spacing w:after="0" w:before="0" w:line="240" w:lineRule="auto"/>
-              <w:jc w:val="right"/>
-            </w:pPr>
-            <w:r>
-              <w:rPr>
-                <w:sz w:val="17"/>
-              </w:rPr>
-              <w:t xml:space="preserve">11</w:t>
+              <w:t xml:space="preserve">Almuerzo 12:00 m. - 3:00 p. m. (43 %)</w:t>
+            </w:r>
+          </w:p>
+        </w:tc>
+        <w:tc>
+          <w:tcPr/>
+          <w:p>
+            <w:pPr>
+              <w:pStyle w:val="Compact"/>
+              <w:spacing w:after="0" w:before="0" w:line="240" w:lineRule="auto"/>
+              <w:jc w:val="right"/>
+            </w:pPr>
+            <w:r>
+              <w:rPr>
+                <w:sz w:val="17"/>
+              </w:rPr>
+              <w:t xml:space="preserve">34</w:t>
+            </w:r>
+          </w:p>
+        </w:tc>
+        <w:tc>
+          <w:tcPr/>
+          <w:p>
+            <w:pPr>
+              <w:pStyle w:val="Compact"/>
+              <w:spacing w:after="0" w:before="0" w:line="240" w:lineRule="auto"/>
+              <w:jc w:val="right"/>
+            </w:pPr>
+            <w:r>
+              <w:rPr>
+                <w:sz w:val="17"/>
+              </w:rPr>
+              <w:t xml:space="preserve">18</w:t>
+            </w:r>
+          </w:p>
+        </w:tc>
+        <w:tc>
+          <w:tcPr/>
+          <w:p>
+            <w:pPr>
+              <w:pStyle w:val="Compact"/>
+              <w:spacing w:after="0" w:before="0" w:line="240" w:lineRule="auto"/>
+              <w:jc w:val="right"/>
+            </w:pPr>
+            <w:r>
+              <w:rPr>
+                <w:sz w:val="17"/>
+              </w:rPr>
+              <w:t xml:space="preserve">12</w:t>
             </w:r>
           </w:p>
         </w:tc>
@@ -9016,79 +9093,79 @@
               <w:rPr>
                 <w:sz w:val="17"/>
               </w:rPr>
-              <w:t xml:space="preserve">Cena (60 %)</w:t>
-            </w:r>
-          </w:p>
-        </w:tc>
-        <w:tc>
-          <w:tcPr>
-            <w:shd w:val="clear" w:color="auto" w:fill="F5F7FB"/>
-          </w:tcPr>
-          <w:p>
-            <w:pPr>
-              <w:pStyle w:val="Compact"/>
-              <w:spacing w:after="0" w:before="0" w:line="240" w:lineRule="auto"/>
-              <w:jc w:val="right"/>
-            </w:pPr>
-            <w:r>
-              <w:rPr>
-                <w:sz w:val="17"/>
-              </w:rPr>
-              <w:t xml:space="preserve">47</w:t>
-            </w:r>
-          </w:p>
-        </w:tc>
-        <w:tc>
-          <w:tcPr>
-            <w:shd w:val="clear" w:color="auto" w:fill="F5F7FB"/>
-          </w:tcPr>
-          <w:p>
-            <w:pPr>
-              <w:pStyle w:val="Compact"/>
-              <w:spacing w:after="0" w:before="0" w:line="240" w:lineRule="auto"/>
-              <w:jc w:val="right"/>
-            </w:pPr>
-            <w:r>
-              <w:rPr>
-                <w:sz w:val="17"/>
-              </w:rPr>
-              <w:t xml:space="preserve">25</w:t>
-            </w:r>
-          </w:p>
-        </w:tc>
-        <w:tc>
-          <w:tcPr>
-            <w:shd w:val="clear" w:color="auto" w:fill="F5F7FB"/>
-          </w:tcPr>
-          <w:p>
-            <w:pPr>
-              <w:pStyle w:val="Compact"/>
-              <w:spacing w:after="0" w:before="0" w:line="240" w:lineRule="auto"/>
-              <w:jc w:val="right"/>
-            </w:pPr>
-            <w:r>
-              <w:rPr>
-                <w:sz w:val="17"/>
-              </w:rPr>
-              <w:t xml:space="preserve">17</w:t>
-            </w:r>
-          </w:p>
-        </w:tc>
-        <w:tc>
-          <w:tcPr>
-            <w:shd w:val="clear" w:color="auto" w:fill="F5F7FB"/>
-          </w:tcPr>
-          <w:p>
-            <w:pPr>
-              <w:pStyle w:val="Compact"/>
-              <w:spacing w:after="0" w:before="0" w:line="240" w:lineRule="auto"/>
-              <w:jc w:val="right"/>
-            </w:pPr>
-            <w:r>
-              <w:rPr>
-                <w:sz w:val="17"/>
-              </w:rPr>
-              <w:t xml:space="preserve">15</w:t>
+              <w:t xml:space="preserve">Tarde 3:00 p. m. - 6:00 p. m. (14 %)</w:t>
+            </w:r>
+          </w:p>
+        </w:tc>
+        <w:tc>
+          <w:tcPr>
+            <w:shd w:val="clear" w:color="auto" w:fill="F5F7FB"/>
+          </w:tcPr>
+          <w:p>
+            <w:pPr>
+              <w:pStyle w:val="Compact"/>
+              <w:spacing w:after="0" w:before="0" w:line="240" w:lineRule="auto"/>
+              <w:jc w:val="right"/>
+            </w:pPr>
+            <w:r>
+              <w:rPr>
+                <w:sz w:val="17"/>
+              </w:rPr>
+              <w:t xml:space="preserve">11</w:t>
+            </w:r>
+          </w:p>
+        </w:tc>
+        <w:tc>
+          <w:tcPr>
+            <w:shd w:val="clear" w:color="auto" w:fill="F5F7FB"/>
+          </w:tcPr>
+          <w:p>
+            <w:pPr>
+              <w:pStyle w:val="Compact"/>
+              <w:spacing w:after="0" w:before="0" w:line="240" w:lineRule="auto"/>
+              <w:jc w:val="right"/>
+            </w:pPr>
+            <w:r>
+              <w:rPr>
+                <w:sz w:val="17"/>
+              </w:rPr>
+              <w:t xml:space="preserve">6</w:t>
+            </w:r>
+          </w:p>
+        </w:tc>
+        <w:tc>
+          <w:tcPr>
+            <w:shd w:val="clear" w:color="auto" w:fill="F5F7FB"/>
+          </w:tcPr>
+          <w:p>
+            <w:pPr>
+              <w:pStyle w:val="Compact"/>
+              <w:spacing w:after="0" w:before="0" w:line="240" w:lineRule="auto"/>
+              <w:jc w:val="right"/>
+            </w:pPr>
+            <w:r>
+              <w:rPr>
+                <w:sz w:val="17"/>
+              </w:rPr>
+              <w:t xml:space="preserve">4</w:t>
+            </w:r>
+          </w:p>
+        </w:tc>
+        <w:tc>
+          <w:tcPr>
+            <w:shd w:val="clear" w:color="auto" w:fill="F5F7FB"/>
+          </w:tcPr>
+          <w:p>
+            <w:pPr>
+              <w:pStyle w:val="Compact"/>
+              <w:spacing w:after="0" w:before="0" w:line="240" w:lineRule="auto"/>
+              <w:jc w:val="right"/>
+            </w:pPr>
+            <w:r>
+              <w:rPr>
+                <w:sz w:val="17"/>
+              </w:rPr>
+              <w:t xml:space="preserve">3</w:t>
             </w:r>
           </w:p>
         </w:tc>
@@ -9107,6 +9184,93 @@
             </w:pPr>
             <w:r>
               <w:rPr>
+                <w:sz w:val="17"/>
+              </w:rPr>
+              <w:t xml:space="preserve">Noche 6:00 p. m. - 10:00 p. m. (43 %)</w:t>
+            </w:r>
+          </w:p>
+        </w:tc>
+        <w:tc>
+          <w:tcPr/>
+          <w:p>
+            <w:pPr>
+              <w:pStyle w:val="Compact"/>
+              <w:spacing w:after="0" w:before="0" w:line="240" w:lineRule="auto"/>
+              <w:jc w:val="right"/>
+            </w:pPr>
+            <w:r>
+              <w:rPr>
+                <w:sz w:val="17"/>
+              </w:rPr>
+              <w:t xml:space="preserve">34</w:t>
+            </w:r>
+          </w:p>
+        </w:tc>
+        <w:tc>
+          <w:tcPr/>
+          <w:p>
+            <w:pPr>
+              <w:pStyle w:val="Compact"/>
+              <w:spacing w:after="0" w:before="0" w:line="240" w:lineRule="auto"/>
+              <w:jc w:val="right"/>
+            </w:pPr>
+            <w:r>
+              <w:rPr>
+                <w:sz w:val="17"/>
+              </w:rPr>
+              <w:t xml:space="preserve">18</w:t>
+            </w:r>
+          </w:p>
+        </w:tc>
+        <w:tc>
+          <w:tcPr/>
+          <w:p>
+            <w:pPr>
+              <w:pStyle w:val="Compact"/>
+              <w:spacing w:after="0" w:before="0" w:line="240" w:lineRule="auto"/>
+              <w:jc w:val="right"/>
+            </w:pPr>
+            <w:r>
+              <w:rPr>
+                <w:sz w:val="17"/>
+              </w:rPr>
+              <w:t xml:space="preserve">12</w:t>
+            </w:r>
+          </w:p>
+        </w:tc>
+        <w:tc>
+          <w:tcPr/>
+          <w:p>
+            <w:pPr>
+              <w:pStyle w:val="Compact"/>
+              <w:spacing w:after="0" w:before="0" w:line="240" w:lineRule="auto"/>
+              <w:jc w:val="right"/>
+            </w:pPr>
+            <w:r>
+              <w:rPr>
+                <w:sz w:val="17"/>
+              </w:rPr>
+              <w:t xml:space="preserve">10</w:t>
+            </w:r>
+          </w:p>
+        </w:tc>
+      </w:tr>
+      <w:tr>
+        <w:trPr>
+          <w:cantSplit/>
+        </w:trPr>
+        <w:tc>
+          <w:tcPr>
+            <w:shd w:val="clear" w:color="auto" w:fill="F5F7FB"/>
+          </w:tcPr>
+          <w:p>
+            <w:pPr>
+              <w:pStyle w:val="Compact"/>
+              <w:spacing w:after="0" w:before="0" w:line="240" w:lineRule="auto"/>
+              <w:jc w:val="left"/>
+            </w:pPr>
+            <w:r>
+              <w:rPr>
                 <w:bCs/>
                 <w:b/>
                 <w:sz w:val="17"/>
@@ -9116,7 +9280,9 @@
           </w:p>
         </w:tc>
         <w:tc>
-          <w:tcPr/>
+          <w:tcPr>
+            <w:shd w:val="clear" w:color="auto" w:fill="F5F7FB"/>
+          </w:tcPr>
           <w:p>
             <w:pPr>
               <w:pStyle w:val="Compact"/>
@@ -9134,7 +9300,9 @@
           </w:p>
         </w:tc>
         <w:tc>
-          <w:tcPr/>
+          <w:tcPr>
+            <w:shd w:val="clear" w:color="auto" w:fill="F5F7FB"/>
+          </w:tcPr>
           <w:p>
             <w:pPr>
               <w:pStyle w:val="Compact"/>
@@ -9152,7 +9320,9 @@
           </w:p>
         </w:tc>
         <w:tc>
-          <w:tcPr/>
+          <w:tcPr>
+            <w:shd w:val="clear" w:color="auto" w:fill="F5F7FB"/>
+          </w:tcPr>
           <w:p>
             <w:pPr>
               <w:pStyle w:val="Compact"/>
@@ -9170,7 +9340,9 @@
           </w:p>
         </w:tc>
         <w:tc>
-          <w:tcPr/>
+          <w:tcPr>
+            <w:shd w:val="clear" w:color="auto" w:fill="F5F7FB"/>
+          </w:tcPr>
           <w:p>
             <w:pPr>
               <w:pStyle w:val="Compact"/>
@@ -9263,6 +9435,14 @@
       </w:pPr>
       <w:r>
         <w:t xml:space="preserve">4.1 Proceso productivo de Rollos de sushi</w:t>
+      </w:r>
+    </w:p>
+    <w:p>
+      <w:pPr>
+        <w:pStyle w:val="FirstParagraph"/>
+      </w:pPr>
+      <w:r>
+        <w:t xml:space="preserve">El rollo de sushi es el proceso más delicado de Kazegami porque el pescado se sirve crudo. Por eso empieza con la recepción y la ultracongelación del pargo, sigue con la preparación del arroz (shari) y termina con el armado y corte del rollo al momento del pedido. El diagrama de flujo muestra la secuencia general y el cursograma detalla cada actividad con su tiempo, su responsable y su control.</w:t>
       </w:r>
     </w:p>
     <w:p>
@@ -9535,7 +9715,7 @@
               <w:rPr>
                 <w:sz w:val="17"/>
               </w:rPr>
-              <w:t xml:space="preserve">Recepción del pescado del día (Bazurto / Mercado del Mar)</w:t>
+              <w:t xml:space="preserve">Recepción del pescado (martes y viernes, Bazurto / Mercado del Mar)</w:t>
             </w:r>
           </w:p>
         </w:tc>
@@ -9963,7 +10143,7 @@
               <w:rPr>
                 <w:sz w:val="17"/>
               </w:rPr>
-              <w:t xml:space="preserve">Almacenamiento refrigerado</w:t>
+              <w:t xml:space="preserve">Almacenamiento congelado y descongelado diario en refrigeración</w:t>
             </w:r>
           </w:p>
         </w:tc>
@@ -9995,7 +10175,7 @@
               <w:rPr>
                 <w:sz w:val="17"/>
               </w:rPr>
-              <w:t xml:space="preserve">≤ 48 h</w:t>
+              <w:t xml:space="preserve">≤ 4 días congelado + ≤ 48 h refrigerado</w:t>
             </w:r>
           </w:p>
         </w:tc>
@@ -10027,7 +10207,7 @@
               <w:rPr>
                 <w:sz w:val="17"/>
               </w:rPr>
-              <w:t xml:space="preserve">0-4 °C; rotulado con fecha; PEPS</w:t>
+              <w:t xml:space="preserve">−18 °C; se descongela a 0-4 °C solo lo del día; rotulado con fecha; PEPS</w:t>
             </w:r>
           </w:p>
         </w:tc>
@@ -10669,7 +10849,7 @@
               <w:rPr>
                 <w:sz w:val="17"/>
               </w:rPr>
-              <w:t xml:space="preserve">Guantes o manos lavadas; 120 g de arroz por rollo</w:t>
+              <w:t xml:space="preserve">Guantes o manos lavadas; 150 g de arroz y 56 g de pescado por rollo</w:t>
             </w:r>
           </w:p>
         </w:tc>
@@ -10710,7 +10890,7 @@
               <w:rPr>
                 <w:sz w:val="17"/>
               </w:rPr>
-              <w:t xml:space="preserve">Corte en 8 piezas y emplatado</w:t>
+              <w:t xml:space="preserve">Corte en 10 piezas y emplatado</w:t>
             </w:r>
           </w:p>
         </w:tc>
@@ -11010,6 +11190,14 @@
       </w:pPr>
       <w:r>
         <w:t xml:space="preserve">4.2 Proceso productivo de Ramen</w:t>
+      </w:r>
+    </w:p>
+    <w:p>
+      <w:pPr>
+        <w:pStyle w:val="FirstParagraph"/>
+      </w:pPr>
+      <w:r>
+        <w:t xml:space="preserve">El ramen depende de una producción anticipada larga: el caldo se cocina entre 10 y 12 horas y el chashu y el huevo marinado se preparan desde el día anterior. Gracias a eso, al momento del pedido solo se calienta el caldo, se cocina el fideo y se arma el bowl. El diagrama y el cursograma presentan ambas etapas.</w:t>
       </w:r>
     </w:p>
     <w:p>
@@ -12547,6 +12735,14 @@
     </w:p>
     <w:p>
       <w:pPr>
+        <w:pStyle w:val="FirstParagraph"/>
+      </w:pPr>
+      <w:r>
+        <w:t xml:space="preserve">La tempura se prepara casi por completo al momento del pedido para conservar su textura crocante. La producción anticipada se limita a pelar el langostino y cortar los vegetales; el batido, la fritura y el emplatado se hacen cuando llega la comanda, como muestran el diagrama y el cursograma.</w:t>
+      </w:r>
+    </w:p>
+    <w:p>
+      <w:pPr>
         <w:pStyle w:val="CaptionedFigure"/>
         <w:keepNext/>
         <w:jc w:val="center"/>
@@ -14076,6 +14272,14 @@
       </w:pPr>
       <w:r>
         <w:t xml:space="preserve">4.4 Prestación del servicio en sala y barra</w:t>
+      </w:r>
+    </w:p>
+    <w:p>
+      <w:pPr>
+        <w:pStyle w:val="FirstParagraph"/>
+      </w:pPr>
+      <w:r>
+        <w:t xml:space="preserve">La prestación del servicio describe el recorrido del cliente desde que reserva hasta que paga. El diagrama de flujo y el cursograma identifican los pasos de atención y los tiempos de cada uno, y al final se resumen las actividades de los cuatro procesos y los tiempos de entrega al cliente.</w:t>
       </w:r>
     </w:p>
     <w:p>
@@ -14917,7 +15121,7 @@
               <w:rPr>
                 <w:sz w:val="17"/>
               </w:rPr>
-              <w:t xml:space="preserve">8-15 min</w:t>
+              <w:t xml:space="preserve">12-20 min</w:t>
             </w:r>
           </w:p>
         </w:tc>
@@ -14953,7 +15157,7 @@
               <w:rPr>
                 <w:sz w:val="17"/>
               </w:rPr>
-              <w:t xml:space="preserve">Tiempos estándar por plato</w:t>
+              <w:t xml:space="preserve">Tiempos estándar por plato, incluida la cola de pedidos</w:t>
             </w:r>
           </w:p>
         </w:tc>
@@ -16071,7 +16275,14 @@
         </w:tc>
       </w:tr>
     </w:tbl>
-    <w:p/>
+    <w:p>
+      <w:pPr>
+        <w:pStyle w:val="BodyText"/>
+      </w:pPr>
+      <w:r>
+        <w:t xml:space="preserve">Los tiempos de entrega se calcularon sumando las operaciones al pedido de cada cursograma (armado, cocción, emplatado, control y pase) y agregando el tiempo de espera por la cola de comandas en las horas de mayor afluencia. Son un estándar operativo definido por el equipo.</w:t>
+      </w:r>
+    </w:p>
     <w:p>
       <w:pPr>
         <w:pStyle w:val="TableCaption"/>
@@ -16103,10 +16314,10 @@
         </w:tblCellMar>
       </w:tblPr>
       <w:tblGrid>
-        <w:gridCol w:w="1453"/>
-        <w:gridCol w:w="1671"/>
-        <w:gridCol w:w="3124"/>
-        <w:gridCol w:w="1671"/>
+        <w:gridCol w:w="1641"/>
+        <w:gridCol w:w="1641"/>
+        <w:gridCol w:w="2782"/>
+        <w:gridCol w:w="1855"/>
       </w:tblGrid>
       <w:tr>
         <w:trPr>
@@ -16150,7 +16361,7 @@
                 <w:color w:val="1F3A68"/>
                 <w:sz w:val="18"/>
               </w:rPr>
-              <w:t xml:space="preserve">Tiempo de preparación al pedido</w:t>
+              <w:t xml:space="preserve">Tiempo de preparación sin cola</w:t>
             </w:r>
           </w:p>
         </w:tc>
@@ -16190,7 +16401,7 @@
                 <w:color w:val="1F3A68"/>
                 <w:sz w:val="18"/>
               </w:rPr>
-              <w:t xml:space="preserve">Tiempo objetivo pedido → mesa</w:t>
+              <w:t xml:space="preserve">Tiempo objetivo pedido → mesa (con cola)</w:t>
             </w:r>
           </w:p>
         </w:tc>
@@ -16227,7 +16438,7 @@
               <w:rPr>
                 <w:sz w:val="18"/>
               </w:rPr>
-              <w:t xml:space="preserve">6-8 min</w:t>
+              <w:t xml:space="preserve">8-10 min</w:t>
             </w:r>
           </w:p>
         </w:tc>
@@ -16243,7 +16454,7 @@
               <w:rPr>
                 <w:sz w:val="18"/>
               </w:rPr>
-              <w:t xml:space="preserve">Pescado ultracongelado y refrigerado; shari listo</w:t>
+              <w:t xml:space="preserve">Pescado ultracongelado y descongelado; shari listo</w:t>
             </w:r>
           </w:p>
         </w:tc>
@@ -16259,7 +16470,7 @@
               <w:rPr>
                 <w:sz w:val="18"/>
               </w:rPr>
-              <w:t xml:space="preserve">≤ 10 min</w:t>
+              <w:t xml:space="preserve">15-20 min</w:t>
             </w:r>
           </w:p>
         </w:tc>
@@ -16300,7 +16511,7 @@
               <w:rPr>
                 <w:sz w:val="18"/>
               </w:rPr>
-              <w:t xml:space="preserve">4-5 min</w:t>
+              <w:t xml:space="preserve">6-8 min</w:t>
             </w:r>
           </w:p>
         </w:tc>
@@ -16336,7 +16547,7 @@
               <w:rPr>
                 <w:sz w:val="18"/>
               </w:rPr>
-              <w:t xml:space="preserve">≤ 8 min</w:t>
+              <w:t xml:space="preserve">12-15 min</w:t>
             </w:r>
           </w:p>
         </w:tc>
@@ -16373,7 +16584,7 @@
               <w:rPr>
                 <w:sz w:val="18"/>
               </w:rPr>
-              <w:t xml:space="preserve">5-7 min</w:t>
+              <w:t xml:space="preserve">6-8 min</w:t>
             </w:r>
           </w:p>
         </w:tc>
@@ -16405,12 +16616,109 @@
               <w:rPr>
                 <w:sz w:val="18"/>
               </w:rPr>
-              <w:t xml:space="preserve">≤ 8 min</w:t>
+              <w:t xml:space="preserve">12-15 min</w:t>
+            </w:r>
+          </w:p>
+        </w:tc>
+      </w:tr>
+      <w:tr>
+        <w:trPr>
+          <w:cantSplit/>
+        </w:trPr>
+        <w:tc>
+          <w:tcPr>
+            <w:shd w:val="clear" w:color="auto" w:fill="F5F7FB"/>
+          </w:tcPr>
+          <w:p>
+            <w:pPr>
+              <w:pStyle w:val="Compact"/>
+              <w:spacing w:after="0" w:before="0" w:line="240" w:lineRule="auto"/>
+              <w:jc w:val="left"/>
+            </w:pPr>
+            <w:r>
+              <w:rPr>
+                <w:bCs/>
+                <w:b/>
+                <w:sz w:val="18"/>
+              </w:rPr>
+              <w:t xml:space="preserve">Pedido completo de una mesa</w:t>
+            </w:r>
+          </w:p>
+        </w:tc>
+        <w:tc>
+          <w:tcPr>
+            <w:shd w:val="clear" w:color="auto" w:fill="F5F7FB"/>
+          </w:tcPr>
+          <w:p>
+            <w:pPr>
+              <w:pStyle w:val="Compact"/>
+              <w:spacing w:after="0" w:before="0" w:line="240" w:lineRule="auto"/>
+              <w:jc w:val="left"/>
+            </w:pPr>
+            <w:r>
+              <w:rPr>
+                <w:sz w:val="18"/>
+              </w:rPr>
+              <w:t xml:space="preserve">—</w:t>
+            </w:r>
+          </w:p>
+        </w:tc>
+        <w:tc>
+          <w:tcPr>
+            <w:shd w:val="clear" w:color="auto" w:fill="F5F7FB"/>
+          </w:tcPr>
+          <w:p>
+            <w:pPr>
+              <w:pStyle w:val="Compact"/>
+              <w:spacing w:after="0" w:before="0" w:line="240" w:lineRule="auto"/>
+              <w:jc w:val="left"/>
+            </w:pPr>
+            <w:r>
+              <w:rPr>
+                <w:sz w:val="18"/>
+              </w:rPr>
+              <w:t xml:space="preserve">Los platos de una misma mesa salen juntos</w:t>
+            </w:r>
+          </w:p>
+        </w:tc>
+        <w:tc>
+          <w:tcPr>
+            <w:shd w:val="clear" w:color="auto" w:fill="F5F7FB"/>
+          </w:tcPr>
+          <w:p>
+            <w:pPr>
+              <w:pStyle w:val="Compact"/>
+              <w:spacing w:after="0" w:before="0" w:line="240" w:lineRule="auto"/>
+              <w:jc w:val="left"/>
+            </w:pPr>
+            <w:r>
+              <w:rPr>
+                <w:bCs/>
+                <w:b/>
+                <w:sz w:val="18"/>
+              </w:rPr>
+              <w:t xml:space="preserve">≤ 20 min (≤ 25 min en hora pico)</w:t>
             </w:r>
           </w:p>
         </w:tc>
       </w:tr>
     </w:tbl>
+    <w:p>
+      <w:pPr>
+        <w:pStyle w:val="BodyText"/>
+        <w:spacing w:after="160"/>
+        <w:jc w:val="left"/>
+      </w:pPr>
+      <w:r>
+        <w:rPr>
+          <w:iCs/>
+          <w:i/>
+          <w:color w:val="52514E"/>
+          <w:sz w:val="16"/>
+        </w:rPr>
+        <w:t xml:space="preserve">Fuente: Estándar operativo del equipo con base en los cursogramas.</w:t>
+      </w:r>
+    </w:p>
     <w:bookmarkEnd w:id="57"/>
     <w:bookmarkStart w:id="58" w:name="puntos-críticos-de-control-inocuidad"/>
     <w:p>
@@ -16419,6 +16727,14 @@
       </w:pPr>
       <w:r>
         <w:t xml:space="preserve">4.5 Puntos críticos de control (inocuidad)</w:t>
+      </w:r>
+    </w:p>
+    <w:p>
+      <w:pPr>
+        <w:pStyle w:val="FirstParagraph"/>
+      </w:pPr>
+      <w:r>
+        <w:t xml:space="preserve">Los puntos críticos de control son las etapas del proceso donde un error puede poner en riesgo la salud del cliente. Siguiendo el enfoque HACCP, la tabla identifica cinco puntos críticos de los tres platos, el peligro asociado, el límite que no se debe superar, cómo se vigila y qué se hace si falla.</w:t>
       </w:r>
     </w:p>
     <w:p>
@@ -17035,6 +17351,14 @@
       </w:pPr>
       <w:r>
         <w:t xml:space="preserve">4.6 Distribución de áreas del local (layout)</w:t>
+      </w:r>
+    </w:p>
+    <w:p>
+      <w:pPr>
+        <w:pStyle w:val="FirstParagraph"/>
+      </w:pPr>
+      <w:r>
+        <w:t xml:space="preserve">La distribución en planta organiza los 200 m² del local para que los insumos avancen en una sola dirección —de la recepción al almacenamiento, la preparación, la cocción y el servicio— sin cruzarse con la vajilla sucia ni con los residuos. La figura muestra el plano general y la tabla detalla el área, la función y los equipos de cada zona.</w:t>
       </w:r>
     </w:p>
     <w:p>
@@ -19027,7 +19351,7 @@
               <w:rPr>
                 <w:sz w:val="17"/>
               </w:rPr>
-              <w:t xml:space="preserve">395,0 kg</w:t>
+              <w:t xml:space="preserve">500,3 kg</w:t>
             </w:r>
           </w:p>
         </w:tc>
@@ -19098,7 +19422,7 @@
               <w:rPr>
                 <w:sz w:val="17"/>
               </w:rPr>
-              <w:t xml:space="preserve">Berenjena</w:t>
+              <w:t xml:space="preserve">Pepino cohombro</w:t>
             </w:r>
           </w:p>
         </w:tc>
@@ -19134,7 +19458,7 @@
               <w:rPr>
                 <w:sz w:val="17"/>
               </w:rPr>
-              <w:t xml:space="preserve">264,4 kg</w:t>
+              <w:t xml:space="preserve">329,1 kg</w:t>
             </w:r>
           </w:p>
         </w:tc>
@@ -19170,7 +19494,7 @@
               <w:rPr>
                 <w:sz w:val="17"/>
               </w:rPr>
-              <w:t xml:space="preserve">Mercado local / nacional</w:t>
+              <w:t xml:space="preserve">Todo el año</w:t>
             </w:r>
           </w:p>
         </w:tc>
@@ -19209,7 +19533,7 @@
               <w:rPr>
                 <w:sz w:val="17"/>
               </w:rPr>
-              <w:t xml:space="preserve">Ahuyama</w:t>
+              <w:t xml:space="preserve">Berenjena</w:t>
             </w:r>
           </w:p>
         </w:tc>
@@ -19312,7 +19636,7 @@
               <w:rPr>
                 <w:sz w:val="17"/>
               </w:rPr>
-              <w:t xml:space="preserve">Pepino cohombro</w:t>
+              <w:t xml:space="preserve">Ahuyama</w:t>
             </w:r>
           </w:p>
         </w:tc>
@@ -19348,7 +19672,7 @@
               <w:rPr>
                 <w:sz w:val="17"/>
               </w:rPr>
-              <w:t xml:space="preserve">263,3 kg</w:t>
+              <w:t xml:space="preserve">264,4 kg</w:t>
             </w:r>
           </w:p>
         </w:tc>
@@ -19384,7 +19708,7 @@
               <w:rPr>
                 <w:sz w:val="17"/>
               </w:rPr>
-              <w:t xml:space="preserve">Todo el año</w:t>
+              <w:t xml:space="preserve">Mercado local / nacional</w:t>
             </w:r>
           </w:p>
         </w:tc>
@@ -19526,7 +19850,7 @@
               <w:rPr>
                 <w:sz w:val="17"/>
               </w:rPr>
-              <w:t xml:space="preserve">Cebolla cabezona blanca</w:t>
+              <w:t xml:space="preserve">Mango de azúcar</w:t>
             </w:r>
           </w:p>
         </w:tc>
@@ -19562,61 +19886,61 @@
               <w:rPr>
                 <w:sz w:val="17"/>
               </w:rPr>
-              <w:t xml:space="preserve">226,6 kg</w:t>
-            </w:r>
-          </w:p>
-        </w:tc>
-        <w:tc>
-          <w:tcPr>
-            <w:shd w:val="clear" w:color="auto" w:fill="F5F7FB"/>
-          </w:tcPr>
-          <w:p>
-            <w:pPr>
-              <w:pStyle w:val="Compact"/>
-              <w:spacing w:after="0" w:before="0" w:line="240" w:lineRule="auto"/>
-              <w:jc w:val="left"/>
-            </w:pPr>
-            <w:r>
-              <w:rPr>
-                <w:sz w:val="17"/>
-              </w:rPr>
-              <w:t xml:space="preserve">Alta</w:t>
-            </w:r>
-          </w:p>
-        </w:tc>
-        <w:tc>
-          <w:tcPr>
-            <w:shd w:val="clear" w:color="auto" w:fill="F5F7FB"/>
-          </w:tcPr>
-          <w:p>
-            <w:pPr>
-              <w:pStyle w:val="Compact"/>
-              <w:spacing w:after="0" w:before="0" w:line="240" w:lineRule="auto"/>
-              <w:jc w:val="left"/>
-            </w:pPr>
-            <w:r>
-              <w:rPr>
-                <w:sz w:val="17"/>
-              </w:rPr>
-              <w:t xml:space="preserve">Mercado local / nacional</w:t>
-            </w:r>
-          </w:p>
-        </w:tc>
-        <w:tc>
-          <w:tcPr>
-            <w:shd w:val="clear" w:color="auto" w:fill="F5F7FB"/>
-          </w:tcPr>
-          <w:p>
-            <w:pPr>
-              <w:pStyle w:val="Compact"/>
-              <w:spacing w:after="0" w:before="0" w:line="240" w:lineRule="auto"/>
-              <w:jc w:val="left"/>
-            </w:pPr>
-            <w:r>
-              <w:rPr>
-                <w:sz w:val="17"/>
-              </w:rPr>
-              <w:t xml:space="preserve">—</w:t>
+              <w:t xml:space="preserve">250,1 kg</w:t>
+            </w:r>
+          </w:p>
+        </w:tc>
+        <w:tc>
+          <w:tcPr>
+            <w:shd w:val="clear" w:color="auto" w:fill="F5F7FB"/>
+          </w:tcPr>
+          <w:p>
+            <w:pPr>
+              <w:pStyle w:val="Compact"/>
+              <w:spacing w:after="0" w:before="0" w:line="240" w:lineRule="auto"/>
+              <w:jc w:val="left"/>
+            </w:pPr>
+            <w:r>
+              <w:rPr>
+                <w:sz w:val="17"/>
+              </w:rPr>
+              <w:t xml:space="preserve">Media</w:t>
+            </w:r>
+          </w:p>
+        </w:tc>
+        <w:tc>
+          <w:tcPr>
+            <w:shd w:val="clear" w:color="auto" w:fill="F5F7FB"/>
+          </w:tcPr>
+          <w:p>
+            <w:pPr>
+              <w:pStyle w:val="Compact"/>
+              <w:spacing w:after="0" w:before="0" w:line="240" w:lineRule="auto"/>
+              <w:jc w:val="left"/>
+            </w:pPr>
+            <w:r>
+              <w:rPr>
+                <w:sz w:val="17"/>
+              </w:rPr>
+              <w:t xml:space="preserve">Fruta de temporada</w:t>
+            </w:r>
+          </w:p>
+        </w:tc>
+        <w:tc>
+          <w:tcPr>
+            <w:shd w:val="clear" w:color="auto" w:fill="F5F7FB"/>
+          </w:tcPr>
+          <w:p>
+            <w:pPr>
+              <w:pStyle w:val="Compact"/>
+              <w:spacing w:after="0" w:before="0" w:line="240" w:lineRule="auto"/>
+              <w:jc w:val="left"/>
+            </w:pPr>
+            <w:r>
+              <w:rPr>
+                <w:sz w:val="17"/>
+              </w:rPr>
+              <w:t xml:space="preserve">Mango Tommy</w:t>
             </w:r>
           </w:p>
         </w:tc>
@@ -19637,7 +19961,7 @@
               <w:rPr>
                 <w:sz w:val="17"/>
               </w:rPr>
-              <w:t xml:space="preserve">Mango de azúcar</w:t>
+              <w:t xml:space="preserve">Cebolla cabezona blanca</w:t>
             </w:r>
           </w:p>
         </w:tc>
@@ -19669,55 +19993,55 @@
               <w:rPr>
                 <w:sz w:val="17"/>
               </w:rPr>
-              <w:t xml:space="preserve">197,5 kg</w:t>
-            </w:r>
-          </w:p>
-        </w:tc>
-        <w:tc>
-          <w:tcPr/>
-          <w:p>
-            <w:pPr>
-              <w:pStyle w:val="Compact"/>
-              <w:spacing w:after="0" w:before="0" w:line="240" w:lineRule="auto"/>
-              <w:jc w:val="left"/>
-            </w:pPr>
-            <w:r>
-              <w:rPr>
-                <w:sz w:val="17"/>
-              </w:rPr>
-              <w:t xml:space="preserve">Media</w:t>
-            </w:r>
-          </w:p>
-        </w:tc>
-        <w:tc>
-          <w:tcPr/>
-          <w:p>
-            <w:pPr>
-              <w:pStyle w:val="Compact"/>
-              <w:spacing w:after="0" w:before="0" w:line="240" w:lineRule="auto"/>
-              <w:jc w:val="left"/>
-            </w:pPr>
-            <w:r>
-              <w:rPr>
-                <w:sz w:val="17"/>
-              </w:rPr>
-              <w:t xml:space="preserve">Fruta de temporada</w:t>
-            </w:r>
-          </w:p>
-        </w:tc>
-        <w:tc>
-          <w:tcPr/>
-          <w:p>
-            <w:pPr>
-              <w:pStyle w:val="Compact"/>
-              <w:spacing w:after="0" w:before="0" w:line="240" w:lineRule="auto"/>
-              <w:jc w:val="left"/>
-            </w:pPr>
-            <w:r>
-              <w:rPr>
-                <w:sz w:val="17"/>
-              </w:rPr>
-              <w:t xml:space="preserve">Mango Tommy</w:t>
+              <w:t xml:space="preserve">226,6 kg</w:t>
+            </w:r>
+          </w:p>
+        </w:tc>
+        <w:tc>
+          <w:tcPr/>
+          <w:p>
+            <w:pPr>
+              <w:pStyle w:val="Compact"/>
+              <w:spacing w:after="0" w:before="0" w:line="240" w:lineRule="auto"/>
+              <w:jc w:val="left"/>
+            </w:pPr>
+            <w:r>
+              <w:rPr>
+                <w:sz w:val="17"/>
+              </w:rPr>
+              <w:t xml:space="preserve">Alta</w:t>
+            </w:r>
+          </w:p>
+        </w:tc>
+        <w:tc>
+          <w:tcPr/>
+          <w:p>
+            <w:pPr>
+              <w:pStyle w:val="Compact"/>
+              <w:spacing w:after="0" w:before="0" w:line="240" w:lineRule="auto"/>
+              <w:jc w:val="left"/>
+            </w:pPr>
+            <w:r>
+              <w:rPr>
+                <w:sz w:val="17"/>
+              </w:rPr>
+              <w:t xml:space="preserve">Mercado local / nacional</w:t>
+            </w:r>
+          </w:p>
+        </w:tc>
+        <w:tc>
+          <w:tcPr/>
+          <w:p>
+            <w:pPr>
+              <w:pStyle w:val="Compact"/>
+              <w:spacing w:after="0" w:before="0" w:line="240" w:lineRule="auto"/>
+              <w:jc w:val="left"/>
+            </w:pPr>
+            <w:r>
+              <w:rPr>
+                <w:sz w:val="17"/>
+              </w:rPr>
+              <w:t xml:space="preserve">—</w:t>
             </w:r>
           </w:p>
         </w:tc>
@@ -20097,7 +20421,7 @@
               <w:rPr>
                 <w:sz w:val="17"/>
               </w:rPr>
-              <w:t xml:space="preserve">1.287,9 kg</w:t>
+              <w:t xml:space="preserve">1.602,8 kg</w:t>
             </w:r>
           </w:p>
         </w:tc>
@@ -20311,7 +20635,7 @@
               <w:rPr>
                 <w:sz w:val="17"/>
               </w:rPr>
-              <w:t xml:space="preserve">1.579,9 kg</w:t>
+              <w:t xml:space="preserve">1.974,8 kg</w:t>
             </w:r>
           </w:p>
         </w:tc>
@@ -20739,7 +21063,7 @@
               <w:rPr>
                 <w:sz w:val="17"/>
               </w:rPr>
-              <w:t xml:space="preserve">197,5 L</w:t>
+              <w:t xml:space="preserve">250,1 L</w:t>
             </w:r>
           </w:p>
         </w:tc>
@@ -21488,7 +21812,7 @@
               <w:rPr>
                 <w:sz w:val="17"/>
               </w:rPr>
-              <w:t xml:space="preserve">1.235,6 kg</w:t>
+              <w:t xml:space="preserve">1.314,6 kg</w:t>
             </w:r>
           </w:p>
         </w:tc>
@@ -21702,7 +22026,7 @@
               <w:rPr>
                 <w:sz w:val="17"/>
               </w:rPr>
-              <w:t xml:space="preserve">263,3 kg</w:t>
+              <w:t xml:space="preserve">329,1 kg</w:t>
             </w:r>
           </w:p>
         </w:tc>
@@ -21809,7 +22133,7 @@
               <w:rPr>
                 <w:sz w:val="17"/>
               </w:rPr>
-              <w:t xml:space="preserve">131,7 kg</w:t>
+              <w:t xml:space="preserve">158,0 kg</w:t>
             </w:r>
           </w:p>
         </w:tc>
@@ -22023,7 +22347,7 @@
               <w:rPr>
                 <w:sz w:val="17"/>
               </w:rPr>
-              <w:t xml:space="preserve">65,8 kg</w:t>
+              <w:t xml:space="preserve">79,0 kg</w:t>
             </w:r>
           </w:p>
         </w:tc>
@@ -22130,7 +22454,7 @@
               <w:rPr>
                 <w:sz w:val="17"/>
               </w:rPr>
-              <w:t xml:space="preserve">39,5 kg</w:t>
+              <w:t xml:space="preserve">52,7 kg</w:t>
             </w:r>
           </w:p>
         </w:tc>
@@ -22405,7 +22729,7 @@
           <w:bCs/>
           <w:b/>
         </w:rPr>
-        <w:t xml:space="preserve">23 %</w:t>
+        <w:t xml:space="preserve">24 %</w:t>
       </w:r>
       <w:r>
         <w:t xml:space="preserve"> </w:t>
@@ -22426,7 +22750,7 @@
         <w:t xml:space="preserve">”</w:t>
       </w:r>
       <w:r>
-        <w:t xml:space="preserve">. Los insumos japoneses importados (45 % del costo) son de baja perecibilidad, por lo que se compran cada mes y se mantiene un stock de seguridad de 30 días para cubrir retrasos.</w:t>
+        <w:t xml:space="preserve">. Los insumos japoneses importados (44 % del costo) son de baja perecibilidad, por lo que se compran cada mes y se mantiene un stock de seguridad de 30 días para cubrir retrasos.</w:t>
       </w:r>
     </w:p>
     <w:p>
@@ -22922,6 +23246,14 @@
       </w:pPr>
       <w:r>
         <w:t xml:space="preserve">5.2 Ficha técnica de maquinaria y equipos</w:t>
+      </w:r>
+    </w:p>
+    <w:p>
+      <w:pPr>
+        <w:pStyle w:val="FirstParagraph"/>
+      </w:pPr>
+      <w:r>
+        <w:t xml:space="preserve">La ficha técnica describe los equipos necesarios para producir los tres platos: su especificación, la cantidad, el área donde se ubican, la función que cumplen y su vida útil. Los equipos de refrigeración y ultracongelación son los más importantes, porque garantizan la inocuidad del pescado crudo.</w:t>
       </w:r>
     </w:p>
     <w:p>
@@ -25686,6 +26018,14 @@
     </w:p>
     <w:p>
       <w:pPr>
+        <w:pStyle w:val="FirstParagraph"/>
+      </w:pPr>
+      <w:r>
+        <w:t xml:space="preserve">Además de los equipos de cocina, Kazegami necesita tecnología de información para tomar pedidos, facturar, controlar el inventario y registrar las temperaturas. La tabla presenta cada componente, la solución elegida, su función y proveedores de referencia en Colombia.</w:t>
+      </w:r>
+    </w:p>
+    <w:p>
+      <w:pPr>
         <w:pStyle w:val="TableCaption"/>
       </w:pPr>
       <w:r>
@@ -26323,6 +26663,14 @@
       </w:pPr>
       <w:r>
         <w:t xml:space="preserve">5.4 Personal requerido</w:t>
+      </w:r>
+    </w:p>
+    <w:p>
+      <w:pPr>
+        <w:pStyle w:val="FirstParagraph"/>
+      </w:pPr>
+      <w:r>
+        <w:t xml:space="preserve">El personal se dimensionó para operar la capacidad instalada durante el horario continuo de 12:00 m. a 10:00 p. m., con dos sushimen en la barra para las horas pico. La tabla presenta los cargos, el salario base de cada uno, su costo mensual con prestaciones sociales y la fuente del salario.</w:t>
       </w:r>
     </w:p>
     <w:p>
@@ -27882,7 +28230,7 @@
               <w:rPr>
                 <w:sz w:val="18"/>
               </w:rPr>
-              <w:t xml:space="preserve">$10.900.953</w:t>
+              <w:t xml:space="preserve">$12.911.146</w:t>
             </w:r>
           </w:p>
         </w:tc>
@@ -27994,7 +28342,7 @@
               <w:rPr>
                 <w:sz w:val="18"/>
               </w:rPr>
-              <w:t xml:space="preserve">$10.900.953 ÷ 1.097 = $9.936</w:t>
+              <w:t xml:space="preserve">$12.911.146 ÷ 1.097 = $11.768</w:t>
             </w:r>
           </w:p>
         </w:tc>
@@ -28032,6 +28380,14 @@
       </w:pPr>
       <w:r>
         <w:t xml:space="preserve">6.2 Tabla de insumos y costos para Rollos de sushi</w:t>
+      </w:r>
+    </w:p>
+    <w:p>
+      <w:pPr>
+        <w:pStyle w:val="FirstParagraph"/>
+      </w:pPr>
+      <w:r>
+        <w:t xml:space="preserve">El rollo de sushi se elabora con 16 insumos. La primera tabla presenta la receta estándar por porción, con la cantidad, el precio y la fuente de cada ingrediente; la segunda aplica el formato Punto 6 para llegar al costo unitario del mes.</w:t>
       </w:r>
     </w:p>
     <w:p>
@@ -28210,7 +28566,7 @@
               <w:rPr>
                 <w:sz w:val="17"/>
               </w:rPr>
-              <w:t xml:space="preserve">120 g</w:t>
+              <w:t xml:space="preserve">150 g</w:t>
             </w:r>
           </w:p>
         </w:tc>
@@ -28242,7 +28598,7 @@
               <w:rPr>
                 <w:sz w:val="17"/>
               </w:rPr>
-              <w:t xml:space="preserve">$1.958</w:t>
+              <w:t xml:space="preserve">$2.447</w:t>
             </w:r>
           </w:p>
         </w:tc>
@@ -28299,7 +28655,7 @@
               <w:rPr>
                 <w:sz w:val="17"/>
               </w:rPr>
-              <w:t xml:space="preserve">15 ml</w:t>
+              <w:t xml:space="preserve">19 ml</w:t>
             </w:r>
           </w:p>
         </w:tc>
@@ -28335,7 +28691,7 @@
               <w:rPr>
                 <w:sz w:val="17"/>
               </w:rPr>
-              <w:t xml:space="preserve">$360</w:t>
+              <w:t xml:space="preserve">$456</w:t>
             </w:r>
           </w:p>
         </w:tc>
@@ -28390,7 +28746,7 @@
               <w:rPr>
                 <w:sz w:val="17"/>
               </w:rPr>
-              <w:t xml:space="preserve">5 g</w:t>
+              <w:t xml:space="preserve">6 g</w:t>
             </w:r>
           </w:p>
         </w:tc>
@@ -28422,23 +28778,23 @@
               <w:rPr>
                 <w:sz w:val="17"/>
               </w:rPr>
-              <w:t xml:space="preserve">$19</w:t>
-            </w:r>
-          </w:p>
-        </w:tc>
-        <w:tc>
-          <w:tcPr/>
-          <w:p>
-            <w:pPr>
-              <w:pStyle w:val="Compact"/>
-              <w:spacing w:after="0" w:before="0" w:line="240" w:lineRule="auto"/>
-              <w:jc w:val="left"/>
-            </w:pPr>
-            <w:r>
-              <w:rPr>
-                <w:sz w:val="17"/>
-              </w:rPr>
-              <w:t xml:space="preserve">SIPSA-DANE, Cartagena (Bazurto), 26-oct-2026 (vía Agronegocios)</w:t>
+              <w:t xml:space="preserve">$23</w:t>
+            </w:r>
+          </w:p>
+        </w:tc>
+        <w:tc>
+          <w:tcPr/>
+          <w:p>
+            <w:pPr>
+              <w:pStyle w:val="Compact"/>
+              <w:spacing w:after="0" w:before="0" w:line="240" w:lineRule="auto"/>
+              <w:jc w:val="left"/>
+            </w:pPr>
+            <w:r>
+              <w:rPr>
+                <w:sz w:val="17"/>
+              </w:rPr>
+              <w:t xml:space="preserve">SIPSA-DANE, Cartagena (Bazurto) (vía Agronegocios), consulta 24-oct-2026</w:t>
             </w:r>
           </w:p>
         </w:tc>
@@ -28533,7 +28889,7 @@
               <w:rPr>
                 <w:sz w:val="17"/>
               </w:rPr>
-              <w:t xml:space="preserve">SIPSA-DANE, Cartagena (Bazurto), 26-oct-2026 (vía Agronegocios)</w:t>
+              <w:t xml:space="preserve">SIPSA-DANE, Cartagena (Bazurto) (vía Agronegocios), consulta 24-oct-2026</w:t>
             </w:r>
           </w:p>
         </w:tc>
@@ -28641,25 +28997,25 @@
               <w:rPr>
                 <w:sz w:val="17"/>
               </w:rPr>
-              <w:t xml:space="preserve">Pargo rojo entero fresco (pesca artesanal; 45 g de filete, rinde 46 %)</w:t>
-            </w:r>
-          </w:p>
-        </w:tc>
-        <w:tc>
-          <w:tcPr>
-            <w:shd w:val="clear" w:color="auto" w:fill="F5F7FB"/>
-          </w:tcPr>
-          <w:p>
-            <w:pPr>
-              <w:pStyle w:val="Compact"/>
-              <w:spacing w:after="0" w:before="0" w:line="240" w:lineRule="auto"/>
-              <w:jc w:val="right"/>
-            </w:pPr>
-            <w:r>
-              <w:rPr>
-                <w:sz w:val="17"/>
-              </w:rPr>
-              <w:t xml:space="preserve">98 g</w:t>
+              <w:t xml:space="preserve">Pargo rojo entero fresco (pesca artesanal; 56 g de filete, rinde 46 %)</w:t>
+            </w:r>
+          </w:p>
+        </w:tc>
+        <w:tc>
+          <w:tcPr>
+            <w:shd w:val="clear" w:color="auto" w:fill="F5F7FB"/>
+          </w:tcPr>
+          <w:p>
+            <w:pPr>
+              <w:pStyle w:val="Compact"/>
+              <w:spacing w:after="0" w:before="0" w:line="240" w:lineRule="auto"/>
+              <w:jc w:val="right"/>
+            </w:pPr>
+            <w:r>
+              <w:rPr>
+                <w:sz w:val="17"/>
+              </w:rPr>
+              <w:t xml:space="preserve">122 g</w:t>
             </w:r>
           </w:p>
         </w:tc>
@@ -28695,25 +29051,25 @@
               <w:rPr>
                 <w:sz w:val="17"/>
               </w:rPr>
-              <w:t xml:space="preserve">$2.054</w:t>
-            </w:r>
-          </w:p>
-        </w:tc>
-        <w:tc>
-          <w:tcPr>
-            <w:shd w:val="clear" w:color="auto" w:fill="F5F7FB"/>
-          </w:tcPr>
-          <w:p>
-            <w:pPr>
-              <w:pStyle w:val="Compact"/>
-              <w:spacing w:after="0" w:before="0" w:line="240" w:lineRule="auto"/>
-              <w:jc w:val="left"/>
-            </w:pPr>
-            <w:r>
-              <w:rPr>
-                <w:sz w:val="17"/>
-              </w:rPr>
-              <w:t xml:space="preserve">SIPSA-DANE, Cartagena (Bazurto), 26-oct-2026 (vía Agronegocios)</w:t>
+              <w:t xml:space="preserve">$2.557</w:t>
+            </w:r>
+          </w:p>
+        </w:tc>
+        <w:tc>
+          <w:tcPr>
+            <w:shd w:val="clear" w:color="auto" w:fill="F5F7FB"/>
+          </w:tcPr>
+          <w:p>
+            <w:pPr>
+              <w:pStyle w:val="Compact"/>
+              <w:spacing w:after="0" w:before="0" w:line="240" w:lineRule="auto"/>
+              <w:jc w:val="left"/>
+            </w:pPr>
+            <w:r>
+              <w:rPr>
+                <w:sz w:val="17"/>
+              </w:rPr>
+              <w:t xml:space="preserve">SIPSA-DANE, Cartagena (Bazurto) (vía Agronegocios), consulta 24-oct-2026</w:t>
             </w:r>
           </w:p>
         </w:tc>
@@ -28750,7 +29106,7 @@
               <w:rPr>
                 <w:sz w:val="17"/>
               </w:rPr>
-              <w:t xml:space="preserve">25 g</w:t>
+              <w:t xml:space="preserve">31 g</w:t>
             </w:r>
           </w:p>
         </w:tc>
@@ -28782,23 +29138,23 @@
               <w:rPr>
                 <w:sz w:val="17"/>
               </w:rPr>
-              <w:t xml:space="preserve">$1.561</w:t>
-            </w:r>
-          </w:p>
-        </w:tc>
-        <w:tc>
-          <w:tcPr/>
-          <w:p>
-            <w:pPr>
-              <w:pStyle w:val="Compact"/>
-              <w:spacing w:after="0" w:before="0" w:line="240" w:lineRule="auto"/>
-              <w:jc w:val="left"/>
-            </w:pPr>
-            <w:r>
-              <w:rPr>
-                <w:sz w:val="17"/>
-              </w:rPr>
-              <w:t xml:space="preserve">SIPSA-DANE, promedio nacional, 26-oct-2026 (vía Agronegocios)</w:t>
+              <w:t xml:space="preserve">$1.936</w:t>
+            </w:r>
+          </w:p>
+        </w:tc>
+        <w:tc>
+          <w:tcPr/>
+          <w:p>
+            <w:pPr>
+              <w:pStyle w:val="Compact"/>
+              <w:spacing w:after="0" w:before="0" w:line="240" w:lineRule="auto"/>
+              <w:jc w:val="left"/>
+            </w:pPr>
+            <w:r>
+              <w:rPr>
+                <w:sz w:val="17"/>
+              </w:rPr>
+              <w:t xml:space="preserve">SIPSA-DANE, promedio nacional (vía Agronegocios), consulta 24-oct-2026</w:t>
             </w:r>
           </w:p>
         </w:tc>
@@ -28839,7 +29195,7 @@
               <w:rPr>
                 <w:sz w:val="17"/>
               </w:rPr>
-              <w:t xml:space="preserve">30 g</w:t>
+              <w:t xml:space="preserve">38 g</w:t>
             </w:r>
           </w:p>
         </w:tc>
@@ -28875,25 +29231,25 @@
               <w:rPr>
                 <w:sz w:val="17"/>
               </w:rPr>
-              <w:t xml:space="preserve">$332</w:t>
-            </w:r>
-          </w:p>
-        </w:tc>
-        <w:tc>
-          <w:tcPr>
-            <w:shd w:val="clear" w:color="auto" w:fill="F5F7FB"/>
-          </w:tcPr>
-          <w:p>
-            <w:pPr>
-              <w:pStyle w:val="Compact"/>
-              <w:spacing w:after="0" w:before="0" w:line="240" w:lineRule="auto"/>
-              <w:jc w:val="left"/>
-            </w:pPr>
-            <w:r>
-              <w:rPr>
-                <w:sz w:val="17"/>
-              </w:rPr>
-              <w:t xml:space="preserve">SIPSA-DANE, Cartagena (Bazurto), 26-oct-2026 (vía Agronegocios)</w:t>
+              <w:t xml:space="preserve">$421</w:t>
+            </w:r>
+          </w:p>
+        </w:tc>
+        <w:tc>
+          <w:tcPr>
+            <w:shd w:val="clear" w:color="auto" w:fill="F5F7FB"/>
+          </w:tcPr>
+          <w:p>
+            <w:pPr>
+              <w:pStyle w:val="Compact"/>
+              <w:spacing w:after="0" w:before="0" w:line="240" w:lineRule="auto"/>
+              <w:jc w:val="left"/>
+            </w:pPr>
+            <w:r>
+              <w:rPr>
+                <w:sz w:val="17"/>
+              </w:rPr>
+              <w:t xml:space="preserve">SIPSA-DANE, Cartagena (Bazurto) (vía Agronegocios), consulta 24-oct-2026</w:t>
             </w:r>
           </w:p>
         </w:tc>
@@ -28930,7 +29286,7 @@
               <w:rPr>
                 <w:sz w:val="17"/>
               </w:rPr>
-              <w:t xml:space="preserve">20 g</w:t>
+              <w:t xml:space="preserve">25 g</w:t>
             </w:r>
           </w:p>
         </w:tc>
@@ -28962,23 +29318,23 @@
               <w:rPr>
                 <w:sz w:val="17"/>
               </w:rPr>
-              <w:t xml:space="preserve">$47</w:t>
-            </w:r>
-          </w:p>
-        </w:tc>
-        <w:tc>
-          <w:tcPr/>
-          <w:p>
-            <w:pPr>
-              <w:pStyle w:val="Compact"/>
-              <w:spacing w:after="0" w:before="0" w:line="240" w:lineRule="auto"/>
-              <w:jc w:val="left"/>
-            </w:pPr>
-            <w:r>
-              <w:rPr>
-                <w:sz w:val="17"/>
-              </w:rPr>
-              <w:t xml:space="preserve">SIPSA-DANE, Cartagena (Bazurto), 26-oct-2026 (vía Agronegocios)</w:t>
+              <w:t xml:space="preserve">$59</w:t>
+            </w:r>
+          </w:p>
+        </w:tc>
+        <w:tc>
+          <w:tcPr/>
+          <w:p>
+            <w:pPr>
+              <w:pStyle w:val="Compact"/>
+              <w:spacing w:after="0" w:before="0" w:line="240" w:lineRule="auto"/>
+              <w:jc w:val="left"/>
+            </w:pPr>
+            <w:r>
+              <w:rPr>
+                <w:sz w:val="17"/>
+              </w:rPr>
+              <w:t xml:space="preserve">SIPSA-DANE, Cartagena (Bazurto) (vía Agronegocios), consulta 24-oct-2026</w:t>
             </w:r>
           </w:p>
         </w:tc>
@@ -29019,7 +29375,7 @@
               <w:rPr>
                 <w:sz w:val="17"/>
               </w:rPr>
-              <w:t xml:space="preserve">15 g</w:t>
+              <w:t xml:space="preserve">19 g</w:t>
             </w:r>
           </w:p>
         </w:tc>
@@ -29055,25 +29411,25 @@
               <w:rPr>
                 <w:sz w:val="17"/>
               </w:rPr>
-              <w:t xml:space="preserve">$36</w:t>
-            </w:r>
-          </w:p>
-        </w:tc>
-        <w:tc>
-          <w:tcPr>
-            <w:shd w:val="clear" w:color="auto" w:fill="F5F7FB"/>
-          </w:tcPr>
-          <w:p>
-            <w:pPr>
-              <w:pStyle w:val="Compact"/>
-              <w:spacing w:after="0" w:before="0" w:line="240" w:lineRule="auto"/>
-              <w:jc w:val="left"/>
-            </w:pPr>
-            <w:r>
-              <w:rPr>
-                <w:sz w:val="17"/>
-              </w:rPr>
-              <w:t xml:space="preserve">SIPSA-DANE, Cartagena (Bazurto), 26-oct-2026 (vía Agronegocios)</w:t>
+              <w:t xml:space="preserve">$46</w:t>
+            </w:r>
+          </w:p>
+        </w:tc>
+        <w:tc>
+          <w:tcPr>
+            <w:shd w:val="clear" w:color="auto" w:fill="F5F7FB"/>
+          </w:tcPr>
+          <w:p>
+            <w:pPr>
+              <w:pStyle w:val="Compact"/>
+              <w:spacing w:after="0" w:before="0" w:line="240" w:lineRule="auto"/>
+              <w:jc w:val="left"/>
+            </w:pPr>
+            <w:r>
+              <w:rPr>
+                <w:sz w:val="17"/>
+              </w:rPr>
+              <w:t xml:space="preserve">SIPSA-DANE, Cartagena (Bazurto) (vía Agronegocios), consulta 24-oct-2026</w:t>
             </w:r>
           </w:p>
         </w:tc>
@@ -29110,7 +29466,7 @@
               <w:rPr>
                 <w:sz w:val="17"/>
               </w:rPr>
-              <w:t xml:space="preserve">20 g</w:t>
+              <w:t xml:space="preserve">25 g</w:t>
             </w:r>
           </w:p>
         </w:tc>
@@ -29142,7 +29498,7 @@
               <w:rPr>
                 <w:sz w:val="17"/>
               </w:rPr>
-              <w:t xml:space="preserve">$684</w:t>
+              <w:t xml:space="preserve">$855</w:t>
             </w:r>
           </w:p>
         </w:tc>
@@ -29199,7 +29555,7 @@
               <w:rPr>
                 <w:sz w:val="17"/>
               </w:rPr>
-              <w:t xml:space="preserve">3 g</w:t>
+              <w:t xml:space="preserve">4 g</w:t>
             </w:r>
           </w:p>
         </w:tc>
@@ -29235,7 +29591,7 @@
               <w:rPr>
                 <w:sz w:val="17"/>
               </w:rPr>
-              <w:t xml:space="preserve">$144</w:t>
+              <w:t xml:space="preserve">$192</w:t>
             </w:r>
           </w:p>
         </w:tc>
@@ -29559,7 +29915,7 @@
               <w:rPr>
                 <w:sz w:val="17"/>
               </w:rPr>
-              <w:t xml:space="preserve">10 g</w:t>
+              <w:t xml:space="preserve">12 g</w:t>
             </w:r>
           </w:p>
         </w:tc>
@@ -29595,25 +29951,25 @@
               <w:rPr>
                 <w:sz w:val="17"/>
               </w:rPr>
-              <w:t xml:space="preserve">$185</w:t>
-            </w:r>
-          </w:p>
-        </w:tc>
-        <w:tc>
-          <w:tcPr>
-            <w:shd w:val="clear" w:color="auto" w:fill="F5F7FB"/>
-          </w:tcPr>
-          <w:p>
-            <w:pPr>
-              <w:pStyle w:val="Compact"/>
-              <w:spacing w:after="0" w:before="0" w:line="240" w:lineRule="auto"/>
-              <w:jc w:val="left"/>
-            </w:pPr>
-            <w:r>
-              <w:rPr>
-                <w:sz w:val="17"/>
-              </w:rPr>
-              <w:t xml:space="preserve">SIPSA-DANE, Cartagena (Bazurto), 26-oct-2026 (vía Agronegocios)</w:t>
+              <w:t xml:space="preserve">$222</w:t>
+            </w:r>
+          </w:p>
+        </w:tc>
+        <w:tc>
+          <w:tcPr>
+            <w:shd w:val="clear" w:color="auto" w:fill="F5F7FB"/>
+          </w:tcPr>
+          <w:p>
+            <w:pPr>
+              <w:pStyle w:val="Compact"/>
+              <w:spacing w:after="0" w:before="0" w:line="240" w:lineRule="auto"/>
+              <w:jc w:val="left"/>
+            </w:pPr>
+            <w:r>
+              <w:rPr>
+                <w:sz w:val="17"/>
+              </w:rPr>
+              <w:t xml:space="preserve">SIPSA-DANE, Cartagena (Bazurto) (vía Agronegocios), consulta 24-oct-2026</w:t>
             </w:r>
           </w:p>
         </w:tc>
@@ -29672,7 +30028,7 @@
                 <w:b/>
                 <w:sz w:val="17"/>
               </w:rPr>
-              <w:t xml:space="preserve">$9.255</w:t>
+              <w:t xml:space="preserve">$11.087</w:t>
             </w:r>
           </w:p>
         </w:tc>
@@ -29921,7 +30277,7 @@
               <w:rPr>
                 <w:sz w:val="16"/>
               </w:rPr>
-              <w:t xml:space="preserve">131,7 kg</w:t>
+              <w:t xml:space="preserve">164,6 kg</w:t>
             </w:r>
           </w:p>
         </w:tc>
@@ -29969,7 +30325,7 @@
               <w:rPr>
                 <w:sz w:val="16"/>
               </w:rPr>
-              <w:t xml:space="preserve">$2.147.838</w:t>
+              <w:t xml:space="preserve">$2.684.797</w:t>
             </w:r>
           </w:p>
         </w:tc>
@@ -30001,7 +30357,7 @@
               <w:rPr>
                 <w:sz w:val="16"/>
               </w:rPr>
-              <w:t xml:space="preserve">$2.147.838</w:t>
+              <w:t xml:space="preserve">$2.684.797</w:t>
             </w:r>
           </w:p>
         </w:tc>
@@ -30042,7 +30398,7 @@
               <w:rPr>
                 <w:sz w:val="16"/>
               </w:rPr>
-              <w:t xml:space="preserve">16,5 L</w:t>
+              <w:t xml:space="preserve">20,8 L</w:t>
             </w:r>
           </w:p>
         </w:tc>
@@ -30096,7 +30452,7 @@
               <w:rPr>
                 <w:sz w:val="16"/>
               </w:rPr>
-              <w:t xml:space="preserve">$394.970</w:t>
+              <w:t xml:space="preserve">$500.295</w:t>
             </w:r>
           </w:p>
         </w:tc>
@@ -30132,7 +30488,7 @@
               <w:rPr>
                 <w:sz w:val="16"/>
               </w:rPr>
-              <w:t xml:space="preserve">$394.970</w:t>
+              <w:t xml:space="preserve">$500.295</w:t>
             </w:r>
           </w:p>
         </w:tc>
@@ -30169,7 +30525,7 @@
               <w:rPr>
                 <w:sz w:val="16"/>
               </w:rPr>
-              <w:t xml:space="preserve">5,5 kg</w:t>
+              <w:t xml:space="preserve">6,6 kg</w:t>
             </w:r>
           </w:p>
         </w:tc>
@@ -30217,7 +30573,7 @@
               <w:rPr>
                 <w:sz w:val="16"/>
               </w:rPr>
-              <w:t xml:space="preserve">$20.955</w:t>
+              <w:t xml:space="preserve">$25.146</w:t>
             </w:r>
           </w:p>
         </w:tc>
@@ -30249,7 +30605,7 @@
               <w:rPr>
                 <w:sz w:val="16"/>
               </w:rPr>
-              <w:t xml:space="preserve">$20.955</w:t>
+              <w:t xml:space="preserve">$25.146</w:t>
             </w:r>
           </w:p>
         </w:tc>
@@ -30520,25 +30876,25 @@
               <w:rPr>
                 <w:sz w:val="16"/>
               </w:rPr>
-              <w:t xml:space="preserve">Pargo rojo entero fresco (pesca artesanal; 45 g de filete, rinde 46 %)</w:t>
-            </w:r>
-          </w:p>
-        </w:tc>
-        <w:tc>
-          <w:tcPr>
-            <w:shd w:val="clear" w:color="auto" w:fill="F5F7FB"/>
-          </w:tcPr>
-          <w:p>
-            <w:pPr>
-              <w:pStyle w:val="Compact"/>
-              <w:spacing w:after="0" w:before="0" w:line="240" w:lineRule="auto"/>
-              <w:jc w:val="right"/>
-            </w:pPr>
-            <w:r>
-              <w:rPr>
-                <w:sz w:val="16"/>
-              </w:rPr>
-              <w:t xml:space="preserve">107,3 kg</w:t>
+              <w:t xml:space="preserve">Pargo rojo entero fresco (pesca artesanal; 56 g de filete, rinde 46 %)</w:t>
+            </w:r>
+          </w:p>
+        </w:tc>
+        <w:tc>
+          <w:tcPr>
+            <w:shd w:val="clear" w:color="auto" w:fill="F5F7FB"/>
+          </w:tcPr>
+          <w:p>
+            <w:pPr>
+              <w:pStyle w:val="Compact"/>
+              <w:spacing w:after="0" w:before="0" w:line="240" w:lineRule="auto"/>
+              <w:jc w:val="right"/>
+            </w:pPr>
+            <w:r>
+              <w:rPr>
+                <w:sz w:val="16"/>
+              </w:rPr>
+              <w:t xml:space="preserve">133,6 kg</w:t>
             </w:r>
           </w:p>
         </w:tc>
@@ -30592,7 +30948,7 @@
               <w:rPr>
                 <w:sz w:val="16"/>
               </w:rPr>
-              <w:t xml:space="preserve">$2.253.905</w:t>
+              <w:t xml:space="preserve">$2.804.859</w:t>
             </w:r>
           </w:p>
         </w:tc>
@@ -30628,7 +30984,7 @@
               <w:rPr>
                 <w:sz w:val="16"/>
               </w:rPr>
-              <w:t xml:space="preserve">$2.253.905</w:t>
+              <w:t xml:space="preserve">$2.804.859</w:t>
             </w:r>
           </w:p>
         </w:tc>
@@ -30665,7 +31021,7 @@
               <w:rPr>
                 <w:sz w:val="16"/>
               </w:rPr>
-              <w:t xml:space="preserve">27,4 kg</w:t>
+              <w:t xml:space="preserve">34,0 kg</w:t>
             </w:r>
           </w:p>
         </w:tc>
@@ -30713,7 +31069,7 @@
               <w:rPr>
                 <w:sz w:val="16"/>
               </w:rPr>
-              <w:t xml:space="preserve">$1.712.771</w:t>
+              <w:t xml:space="preserve">$2.123.836</w:t>
             </w:r>
           </w:p>
         </w:tc>
@@ -30745,7 +31101,7 @@
               <w:rPr>
                 <w:sz w:val="16"/>
               </w:rPr>
-              <w:t xml:space="preserve">$1.712.771</w:t>
+              <w:t xml:space="preserve">$2.123.836</w:t>
             </w:r>
           </w:p>
         </w:tc>
@@ -30786,7 +31142,7 @@
               <w:rPr>
                 <w:sz w:val="16"/>
               </w:rPr>
-              <w:t xml:space="preserve">32,9 kg</w:t>
+              <w:t xml:space="preserve">41,7 kg</w:t>
             </w:r>
           </w:p>
         </w:tc>
@@ -30840,7 +31196,7 @@
               <w:rPr>
                 <w:sz w:val="16"/>
               </w:rPr>
-              <w:t xml:space="preserve">$364.788</w:t>
+              <w:t xml:space="preserve">$462.064</w:t>
             </w:r>
           </w:p>
         </w:tc>
@@ -30876,7 +31232,7 @@
               <w:rPr>
                 <w:sz w:val="16"/>
               </w:rPr>
-              <w:t xml:space="preserve">$364.788</w:t>
+              <w:t xml:space="preserve">$462.064</w:t>
             </w:r>
           </w:p>
         </w:tc>
@@ -30913,7 +31269,7 @@
               <w:rPr>
                 <w:sz w:val="16"/>
               </w:rPr>
-              <w:t xml:space="preserve">21,9 kg</w:t>
+              <w:t xml:space="preserve">27,4 kg</w:t>
             </w:r>
           </w:p>
         </w:tc>
@@ -30961,7 +31317,7 @@
               <w:rPr>
                 <w:sz w:val="16"/>
               </w:rPr>
-              <w:t xml:space="preserve">$51.939</w:t>
+              <w:t xml:space="preserve">$64.923</w:t>
             </w:r>
           </w:p>
         </w:tc>
@@ -30993,7 +31349,7 @@
               <w:rPr>
                 <w:sz w:val="16"/>
               </w:rPr>
-              <w:t xml:space="preserve">$51.939</w:t>
+              <w:t xml:space="preserve">$64.923</w:t>
             </w:r>
           </w:p>
         </w:tc>
@@ -31034,7 +31390,7 @@
               <w:rPr>
                 <w:sz w:val="16"/>
               </w:rPr>
-              <w:t xml:space="preserve">16,5 kg</w:t>
+              <w:t xml:space="preserve">20,8 kg</w:t>
             </w:r>
           </w:p>
         </w:tc>
@@ -31088,7 +31444,7 @@
               <w:rPr>
                 <w:sz w:val="16"/>
               </w:rPr>
-              <w:t xml:space="preserve">$39.497</w:t>
+              <w:t xml:space="preserve">$50.030</w:t>
             </w:r>
           </w:p>
         </w:tc>
@@ -31124,7 +31480,7 @@
               <w:rPr>
                 <w:sz w:val="16"/>
               </w:rPr>
-              <w:t xml:space="preserve">$39.497</w:t>
+              <w:t xml:space="preserve">$50.030</w:t>
             </w:r>
           </w:p>
         </w:tc>
@@ -31161,7 +31517,7 @@
               <w:rPr>
                 <w:sz w:val="16"/>
               </w:rPr>
-              <w:t xml:space="preserve">21,9 kg</w:t>
+              <w:t xml:space="preserve">27,4 kg</w:t>
             </w:r>
           </w:p>
         </w:tc>
@@ -31209,7 +31565,7 @@
               <w:rPr>
                 <w:sz w:val="16"/>
               </w:rPr>
-              <w:t xml:space="preserve">$750.674</w:t>
+              <w:t xml:space="preserve">$938.342</w:t>
             </w:r>
           </w:p>
         </w:tc>
@@ -31241,7 +31597,7 @@
               <w:rPr>
                 <w:sz w:val="16"/>
               </w:rPr>
-              <w:t xml:space="preserve">$750.674</w:t>
+              <w:t xml:space="preserve">$938.342</w:t>
             </w:r>
           </w:p>
         </w:tc>
@@ -31282,7 +31638,7 @@
               <w:rPr>
                 <w:sz w:val="16"/>
               </w:rPr>
-              <w:t xml:space="preserve">3,3 kg</w:t>
+              <w:t xml:space="preserve">4,4 kg</w:t>
             </w:r>
           </w:p>
         </w:tc>
@@ -31336,7 +31692,7 @@
               <w:rPr>
                 <w:sz w:val="16"/>
               </w:rPr>
-              <w:t xml:space="preserve">$157.988</w:t>
+              <w:t xml:space="preserve">$210.651</w:t>
             </w:r>
           </w:p>
         </w:tc>
@@ -31372,7 +31728,7 @@
               <w:rPr>
                 <w:sz w:val="16"/>
               </w:rPr>
-              <w:t xml:space="preserve">$157.988</w:t>
+              <w:t xml:space="preserve">$210.651</w:t>
             </w:r>
           </w:p>
         </w:tc>
@@ -31778,7 +32134,7 @@
               <w:rPr>
                 <w:sz w:val="16"/>
               </w:rPr>
-              <w:t xml:space="preserve">11,0 kg</w:t>
+              <w:t xml:space="preserve">13,2 kg</w:t>
             </w:r>
           </w:p>
         </w:tc>
@@ -31832,7 +32188,7 @@
               <w:rPr>
                 <w:sz w:val="16"/>
               </w:rPr>
-              <w:t xml:space="preserve">$202.861</w:t>
+              <w:t xml:space="preserve">$243.433</w:t>
             </w:r>
           </w:p>
         </w:tc>
@@ -31868,7 +32224,7 @@
               <w:rPr>
                 <w:sz w:val="16"/>
               </w:rPr>
-              <w:t xml:space="preserve">$202.861</w:t>
+              <w:t xml:space="preserve">$243.433</w:t>
             </w:r>
           </w:p>
         </w:tc>
@@ -32946,7 +33302,7 @@
                 <w:b/>
                 <w:sz w:val="16"/>
               </w:rPr>
-              <w:t xml:space="preserve">$10.900.953</w:t>
+              <w:t xml:space="preserve">$12.911.146</w:t>
             </w:r>
           </w:p>
         </w:tc>
@@ -33069,7 +33425,7 @@
                 <w:b/>
                 <w:sz w:val="16"/>
               </w:rPr>
-              <w:t xml:space="preserve">Costo unitario = $10.900.953 ÷ 1.097</w:t>
+              <w:t xml:space="preserve">Costo unitario = $12.911.146 ÷ 1.097</w:t>
             </w:r>
           </w:p>
         </w:tc>
@@ -33132,7 +33488,7 @@
                 <w:b/>
                 <w:sz w:val="16"/>
               </w:rPr>
-              <w:t xml:space="preserve">$9.936</w:t>
+              <w:t xml:space="preserve">$11.768</w:t>
             </w:r>
           </w:p>
         </w:tc>
@@ -33162,6 +33518,14 @@
       </w:pPr>
       <w:r>
         <w:t xml:space="preserve">6.3 Tabla de insumos y costos para Ramen</w:t>
+      </w:r>
+    </w:p>
+    <w:p>
+      <w:pPr>
+        <w:pStyle w:val="FirstParagraph"/>
+      </w:pPr>
+      <w:r>
+        <w:t xml:space="preserve">El ramen combina insumos locales para el caldo y el chashu con insumos importados para el fideo y el tare. Las tablas presentan la receta estándar por porción y el costeo mensual en formato Punto 6.</w:t>
       </w:r>
     </w:p>
     <w:p>
@@ -33483,7 +33847,7 @@
               <w:rPr>
                 <w:sz w:val="17"/>
               </w:rPr>
-              <w:t xml:space="preserve">SIPSA-DANE, región Caribe, 26-oct-2026 (vía Agronegocios)</w:t>
+              <w:t xml:space="preserve">SIPSA-DANE, región Caribe (vía Agronegocios), consulta 24-oct-2026</w:t>
             </w:r>
           </w:p>
         </w:tc>
@@ -33568,7 +33932,7 @@
               <w:rPr>
                 <w:sz w:val="17"/>
               </w:rPr>
-              <w:t xml:space="preserve">SIPSA-DANE, promedio nacional, 26-oct-2026 (vía Agronegocios)</w:t>
+              <w:t xml:space="preserve">SIPSA-DANE, promedio nacional (vía Agronegocios), consulta 24-oct-2026</w:t>
             </w:r>
           </w:p>
         </w:tc>
@@ -33663,7 +34027,7 @@
               <w:rPr>
                 <w:sz w:val="17"/>
               </w:rPr>
-              <w:t xml:space="preserve">SIPSA-DANE, promedio nacional, 26-oct-2026 (vía Agronegocios)</w:t>
+              <w:t xml:space="preserve">SIPSA-DANE, promedio nacional (vía Agronegocios), consulta 24-oct-2026</w:t>
             </w:r>
           </w:p>
         </w:tc>
@@ -33748,7 +34112,7 @@
               <w:rPr>
                 <w:sz w:val="17"/>
               </w:rPr>
-              <w:t xml:space="preserve">SIPSA-DANE, Cartagena (Bazurto), 26-oct-2026 (vía Agronegocios)</w:t>
+              <w:t xml:space="preserve">SIPSA-DANE, Cartagena (Bazurto) (vía Agronegocios), consulta 24-oct-2026</w:t>
             </w:r>
           </w:p>
         </w:tc>
@@ -34203,7 +34567,7 @@
               <w:rPr>
                 <w:sz w:val="17"/>
               </w:rPr>
-              <w:t xml:space="preserve">SIPSA-DANE, Cartagena (Bazurto), 26-oct-2026 (vía Agronegocios)</w:t>
+              <w:t xml:space="preserve">SIPSA-DANE, Cartagena (Bazurto) (vía Agronegocios), consulta 24-oct-2026</w:t>
             </w:r>
           </w:p>
         </w:tc>
@@ -34288,7 +34652,7 @@
               <w:rPr>
                 <w:sz w:val="17"/>
               </w:rPr>
-              <w:t xml:space="preserve">SIPSA-DANE, Cartagena (Bazurto), 26-oct-2026 (vía Agronegocios)</w:t>
+              <w:t xml:space="preserve">SIPSA-DANE, Cartagena (Bazurto) (vía Agronegocios), consulta 24-oct-2026</w:t>
             </w:r>
           </w:p>
         </w:tc>
@@ -34383,7 +34747,7 @@
               <w:rPr>
                 <w:sz w:val="17"/>
               </w:rPr>
-              <w:t xml:space="preserve">SIPSA-DANE, Cartagena (Bazurto), 26-oct-2026 (vía Agronegocios)</w:t>
+              <w:t xml:space="preserve">SIPSA-DANE, Cartagena (Bazurto) (vía Agronegocios), consulta 24-oct-2026</w:t>
             </w:r>
           </w:p>
         </w:tc>
@@ -37418,6 +37782,14 @@
     </w:p>
     <w:p>
       <w:pPr>
+        <w:pStyle w:val="FirstParagraph"/>
+      </w:pPr>
+      <w:r>
+        <w:t xml:space="preserve">En la tempura el langostino representa la mayor parte del costo, mientras que los vegetales de Bazurto son económicos. Las tablas presentan la receta estándar por porción y el costeo mensual en formato Punto 6.</w:t>
+      </w:r>
+    </w:p>
+    <w:p>
+      <w:pPr>
         <w:pStyle w:val="TableCaption"/>
       </w:pPr>
       <w:r>
@@ -37640,7 +38012,7 @@
               <w:rPr>
                 <w:sz w:val="17"/>
               </w:rPr>
-              <w:t xml:space="preserve">SIPSA-DANE, promedio nacional, 26-oct-2026 (vía Agronegocios)</w:t>
+              <w:t xml:space="preserve">SIPSA-DANE, promedio nacional (vía Agronegocios), consulta 24-oct-2026</w:t>
             </w:r>
           </w:p>
         </w:tc>
@@ -37735,7 +38107,7 @@
               <w:rPr>
                 <w:sz w:val="17"/>
               </w:rPr>
-              <w:t xml:space="preserve">SIPSA-DANE, Cartagena (Bazurto), 26-oct-2026 (vía Agronegocios)</w:t>
+              <w:t xml:space="preserve">SIPSA-DANE, Cartagena (Bazurto) (vía Agronegocios), consulta 24-oct-2026</w:t>
             </w:r>
           </w:p>
         </w:tc>
@@ -37820,7 +38192,7 @@
               <w:rPr>
                 <w:sz w:val="17"/>
               </w:rPr>
-              <w:t xml:space="preserve">SIPSA-DANE, Cartagena (Bazurto), 26-oct-2026 (vía Agronegocios)</w:t>
+              <w:t xml:space="preserve">SIPSA-DANE, Cartagena (Bazurto) (vía Agronegocios), consulta 24-oct-2026</w:t>
             </w:r>
           </w:p>
         </w:tc>
@@ -37915,7 +38287,7 @@
               <w:rPr>
                 <w:sz w:val="17"/>
               </w:rPr>
-              <w:t xml:space="preserve">SIPSA-DANE, Cartagena (Bazurto), 26-oct-2026 (vía Agronegocios)</w:t>
+              <w:t xml:space="preserve">SIPSA-DANE, Cartagena (Bazurto) (vía Agronegocios), consulta 24-oct-2026</w:t>
             </w:r>
           </w:p>
         </w:tc>
@@ -38095,7 +38467,7 @@
               <w:rPr>
                 <w:sz w:val="17"/>
               </w:rPr>
-              <w:t xml:space="preserve">SIPSA-DANE, Cartagena (Bazurto), 26-oct-2026 (vía Agronegocios)</w:t>
+              <w:t xml:space="preserve">SIPSA-DANE, Cartagena (Bazurto) (vía Agronegocios), consulta 24-oct-2026</w:t>
             </w:r>
           </w:p>
         </w:tc>
@@ -38180,7 +38552,7 @@
               <w:rPr>
                 <w:sz w:val="17"/>
               </w:rPr>
-              <w:t xml:space="preserve">SIPSA-DANE, Cartagena (Bazurto), 26-oct-2026 (vía Agronegocios)</w:t>
+              <w:t xml:space="preserve">SIPSA-DANE, Cartagena (Bazurto) (vía Agronegocios), consulta 24-oct-2026</w:t>
             </w:r>
           </w:p>
         </w:tc>
@@ -38275,7 +38647,7 @@
               <w:rPr>
                 <w:sz w:val="17"/>
               </w:rPr>
-              <w:t xml:space="preserve">SIPSA-DANE, Cartagena (Bazurto), 26-oct-2026 (vía Agronegocios)</w:t>
+              <w:t xml:space="preserve">SIPSA-DANE, Cartagena (Bazurto) (vía Agronegocios), consulta 24-oct-2026</w:t>
             </w:r>
           </w:p>
         </w:tc>
@@ -38635,7 +39007,7 @@
               <w:rPr>
                 <w:sz w:val="17"/>
               </w:rPr>
-              <w:t xml:space="preserve">SIPSA-DANE, Cartagena (Bazurto), 26-oct-2026 (vía Agronegocios)</w:t>
+              <w:t xml:space="preserve">SIPSA-DANE, Cartagena (Bazurto) (vía Agronegocios), consulta 24-oct-2026</w:t>
             </w:r>
           </w:p>
         </w:tc>
@@ -41317,6 +41689,14 @@
     </w:p>
     <w:p>
       <w:pPr>
+        <w:pStyle w:val="BodyText"/>
+      </w:pPr>
+      <w:r>
+        <w:t xml:space="preserve">La siguiente tabla reúne los resultados de los tres platos para compararlos: unidades al mes, costo de materia prima, costo unitario, precio de venta, food cost y margen de contribución.</w:t>
+      </w:r>
+    </w:p>
+    <w:p>
+      <w:pPr>
         <w:pStyle w:val="TableCaption"/>
       </w:pPr>
       <w:r>
@@ -41543,7 +41923,7 @@
               <w:rPr>
                 <w:sz w:val="18"/>
               </w:rPr>
-              <w:t xml:space="preserve">$9.255</w:t>
+              <w:t xml:space="preserve">$11.087</w:t>
             </w:r>
           </w:p>
         </w:tc>
@@ -41616,7 +41996,7 @@
               <w:rPr>
                 <w:sz w:val="18"/>
               </w:rPr>
-              <w:t xml:space="preserve">$10.900.953</w:t>
+              <w:t xml:space="preserve">$12.911.146</w:t>
             </w:r>
           </w:p>
         </w:tc>
@@ -41693,7 +42073,7 @@
                 <w:b/>
                 <w:sz w:val="18"/>
               </w:rPr>
-              <w:t xml:space="preserve">$9.936</w:t>
+              <w:t xml:space="preserve">$11.768</w:t>
             </w:r>
           </w:p>
         </w:tc>
@@ -41843,7 +42223,7 @@
               <w:rPr>
                 <w:sz w:val="18"/>
               </w:rPr>
-              <w:t xml:space="preserve">25,0 %</w:t>
+              <w:t xml:space="preserve">29,9 %</w:t>
             </w:r>
           </w:p>
         </w:tc>
@@ -41916,7 +42296,7 @@
               <w:rPr>
                 <w:sz w:val="18"/>
               </w:rPr>
-              <w:t xml:space="preserve">$27.101</w:t>
+              <w:t xml:space="preserve">$25.269</w:t>
             </w:r>
           </w:p>
         </w:tc>
@@ -42039,6 +42419,14 @@
     </w:p>
     <w:p>
       <w:pPr>
+        <w:pStyle w:val="FirstParagraph"/>
+      </w:pPr>
+      <w:r>
+        <w:t xml:space="preserve">El costo de insumos de cada año se obtiene multiplicando el costo de materia prima de cada receta por las unidades que Kazegami servirá según su capacidad utilizada. La tabla presenta ese consolidado para 2027-2031 a precios constantes de 2026.</w:t>
+      </w:r>
+    </w:p>
+    <w:p>
+      <w:pPr>
         <w:pStyle w:val="TableCaption"/>
       </w:pPr>
       <w:r>
@@ -42271,7 +42659,7 @@
               <w:rPr>
                 <w:sz w:val="16"/>
               </w:rPr>
-              <w:t xml:space="preserve">$121.849.051</w:t>
+              <w:t xml:space="preserve">$145.971.362</w:t>
             </w:r>
           </w:p>
         </w:tc>
@@ -42321,23 +42709,23 @@
                 <w:b/>
                 <w:sz w:val="16"/>
               </w:rPr>
-              <w:t xml:space="preserve">$316.772.144</w:t>
-            </w:r>
-          </w:p>
-        </w:tc>
-        <w:tc>
-          <w:tcPr/>
-          <w:p>
-            <w:pPr>
-              <w:pStyle w:val="Compact"/>
-              <w:spacing w:after="0" w:before="0" w:line="240" w:lineRule="auto"/>
-              <w:jc w:val="right"/>
-            </w:pPr>
-            <w:r>
-              <w:rPr>
-                <w:sz w:val="16"/>
-              </w:rPr>
-              <w:t xml:space="preserve">$26.397.679</w:t>
+              <w:t xml:space="preserve">$340.894.455</w:t>
+            </w:r>
+          </w:p>
+        </w:tc>
+        <w:tc>
+          <w:tcPr/>
+          <w:p>
+            <w:pPr>
+              <w:pStyle w:val="Compact"/>
+              <w:spacing w:after="0" w:before="0" w:line="240" w:lineRule="auto"/>
+              <w:jc w:val="right"/>
+            </w:pPr>
+            <w:r>
+              <w:rPr>
+                <w:sz w:val="16"/>
+              </w:rPr>
+              <w:t xml:space="preserve">$28.407.871</w:t>
             </w:r>
           </w:p>
         </w:tc>
@@ -42396,7 +42784,7 @@
               <w:rPr>
                 <w:sz w:val="16"/>
               </w:rPr>
-              <w:t xml:space="preserve">$141.344.899</w:t>
+              <w:t xml:space="preserve">$169.326.780</w:t>
             </w:r>
           </w:p>
         </w:tc>
@@ -42452,25 +42840,25 @@
                 <w:b/>
                 <w:sz w:val="16"/>
               </w:rPr>
-              <w:t xml:space="preserve">$367.455.687</w:t>
-            </w:r>
-          </w:p>
-        </w:tc>
-        <w:tc>
-          <w:tcPr>
-            <w:shd w:val="clear" w:color="auto" w:fill="F5F7FB"/>
-          </w:tcPr>
-          <w:p>
-            <w:pPr>
-              <w:pStyle w:val="Compact"/>
-              <w:spacing w:after="0" w:before="0" w:line="240" w:lineRule="auto"/>
-              <w:jc w:val="right"/>
-            </w:pPr>
-            <w:r>
-              <w:rPr>
-                <w:sz w:val="16"/>
-              </w:rPr>
-              <w:t xml:space="preserve">$30.621.307</w:t>
+              <w:t xml:space="preserve">$395.437.568</w:t>
+            </w:r>
+          </w:p>
+        </w:tc>
+        <w:tc>
+          <w:tcPr>
+            <w:shd w:val="clear" w:color="auto" w:fill="F5F7FB"/>
+          </w:tcPr>
+          <w:p>
+            <w:pPr>
+              <w:pStyle w:val="Compact"/>
+              <w:spacing w:after="0" w:before="0" w:line="240" w:lineRule="auto"/>
+              <w:jc w:val="right"/>
+            </w:pPr>
+            <w:r>
+              <w:rPr>
+                <w:sz w:val="16"/>
+              </w:rPr>
+              <w:t xml:space="preserve">$32.953.131</w:t>
             </w:r>
           </w:p>
         </w:tc>
@@ -42523,7 +42911,7 @@
               <w:rPr>
                 <w:sz w:val="16"/>
               </w:rPr>
-              <w:t xml:space="preserve">$160.840.747</w:t>
+              <w:t xml:space="preserve">$192.682.198</w:t>
             </w:r>
           </w:p>
         </w:tc>
@@ -42573,23 +42961,23 @@
                 <w:b/>
                 <w:sz w:val="16"/>
               </w:rPr>
-              <w:t xml:space="preserve">$418.139.230</w:t>
-            </w:r>
-          </w:p>
-        </w:tc>
-        <w:tc>
-          <w:tcPr/>
-          <w:p>
-            <w:pPr>
-              <w:pStyle w:val="Compact"/>
-              <w:spacing w:after="0" w:before="0" w:line="240" w:lineRule="auto"/>
-              <w:jc w:val="right"/>
-            </w:pPr>
-            <w:r>
-              <w:rPr>
-                <w:sz w:val="16"/>
-              </w:rPr>
-              <w:t xml:space="preserve">$34.844.936</w:t>
+              <w:t xml:space="preserve">$449.980.681</w:t>
+            </w:r>
+          </w:p>
+        </w:tc>
+        <w:tc>
+          <w:tcPr/>
+          <w:p>
+            <w:pPr>
+              <w:pStyle w:val="Compact"/>
+              <w:spacing w:after="0" w:before="0" w:line="240" w:lineRule="auto"/>
+              <w:jc w:val="right"/>
+            </w:pPr>
+            <w:r>
+              <w:rPr>
+                <w:sz w:val="16"/>
+              </w:rPr>
+              <w:t xml:space="preserve">$37.498.390</w:t>
             </w:r>
           </w:p>
         </w:tc>
@@ -42648,7 +43036,7 @@
               <w:rPr>
                 <w:sz w:val="16"/>
               </w:rPr>
-              <w:t xml:space="preserve">$177.899.615</w:t>
+              <w:t xml:space="preserve">$213.118.189</w:t>
             </w:r>
           </w:p>
         </w:tc>
@@ -42704,25 +43092,25 @@
                 <w:b/>
                 <w:sz w:val="16"/>
               </w:rPr>
-              <w:t xml:space="preserve">$462.487.330</w:t>
-            </w:r>
-          </w:p>
-        </w:tc>
-        <w:tc>
-          <w:tcPr>
-            <w:shd w:val="clear" w:color="auto" w:fill="F5F7FB"/>
-          </w:tcPr>
-          <w:p>
-            <w:pPr>
-              <w:pStyle w:val="Compact"/>
-              <w:spacing w:after="0" w:before="0" w:line="240" w:lineRule="auto"/>
-              <w:jc w:val="right"/>
-            </w:pPr>
-            <w:r>
-              <w:rPr>
-                <w:sz w:val="16"/>
-              </w:rPr>
-              <w:t xml:space="preserve">$38.540.611</w:t>
+              <w:t xml:space="preserve">$497.705.905</w:t>
+            </w:r>
+          </w:p>
+        </w:tc>
+        <w:tc>
+          <w:tcPr>
+            <w:shd w:val="clear" w:color="auto" w:fill="F5F7FB"/>
+          </w:tcPr>
+          <w:p>
+            <w:pPr>
+              <w:pStyle w:val="Compact"/>
+              <w:spacing w:after="0" w:before="0" w:line="240" w:lineRule="auto"/>
+              <w:jc w:val="right"/>
+            </w:pPr>
+            <w:r>
+              <w:rPr>
+                <w:sz w:val="16"/>
+              </w:rPr>
+              <w:t xml:space="preserve">$41.475.492</w:t>
             </w:r>
           </w:p>
         </w:tc>
@@ -42775,7 +43163,7 @@
               <w:rPr>
                 <w:sz w:val="16"/>
               </w:rPr>
-              <w:t xml:space="preserve">$194.958.482</w:t>
+              <w:t xml:space="preserve">$233.554.180</w:t>
             </w:r>
           </w:p>
         </w:tc>
@@ -42825,23 +43213,23 @@
                 <w:b/>
                 <w:sz w:val="16"/>
               </w:rPr>
-              <w:t xml:space="preserve">$506.835.430</w:t>
-            </w:r>
-          </w:p>
-        </w:tc>
-        <w:tc>
-          <w:tcPr/>
-          <w:p>
-            <w:pPr>
-              <w:pStyle w:val="Compact"/>
-              <w:spacing w:after="0" w:before="0" w:line="240" w:lineRule="auto"/>
-              <w:jc w:val="right"/>
-            </w:pPr>
-            <w:r>
-              <w:rPr>
-                <w:sz w:val="16"/>
-              </w:rPr>
-              <w:t xml:space="preserve">$42.236.286</w:t>
+              <w:t xml:space="preserve">$545.431.128</w:t>
+            </w:r>
+          </w:p>
+        </w:tc>
+        <w:tc>
+          <w:tcPr/>
+          <w:p>
+            <w:pPr>
+              <w:pStyle w:val="Compact"/>
+              <w:spacing w:after="0" w:before="0" w:line="240" w:lineRule="auto"/>
+              <w:jc w:val="right"/>
+            </w:pPr>
+            <w:r>
+              <w:rPr>
+                <w:sz w:val="16"/>
+              </w:rPr>
+              <w:t xml:space="preserve">$45.452.594</w:t>
             </w:r>
           </w:p>
         </w:tc>
@@ -42948,6 +43336,14 @@
     </w:p>
     <w:p>
       <w:pPr>
+        <w:pStyle w:val="FirstParagraph"/>
+      </w:pPr>
+      <w:r>
+        <w:t xml:space="preserve">Los equipos son la mayor parte de la inversión técnica. La tabla presenta cada equipo con su precio, su depreciación mensual —que es la forma en que entra al costo de los platos— y si el precio fue verificado con un proveedor o es una estimación del equipo.</w:t>
+      </w:r>
+    </w:p>
+    <w:p>
+      <w:pPr>
         <w:pStyle w:val="TableCaption"/>
       </w:pPr>
       <w:r>
@@ -46678,6 +47074,14 @@
     </w:p>
     <w:p>
       <w:pPr>
+        <w:pStyle w:val="FirstParagraph"/>
+      </w:pPr>
+      <w:r>
+        <w:t xml:space="preserve">Esta sección agrupa los activos que no son equipos de cocina: el mobiliario del salón, la adecuación del local (obra civil, instalaciones eléctricas, de gas y extracción) y el hardware de tecnología, además del software, que se paga como gasto anual.</w:t>
+      </w:r>
+    </w:p>
+    <w:p>
+      <w:pPr>
         <w:pStyle w:val="TableCaption"/>
       </w:pPr>
       <w:r>
@@ -49372,6 +49776,14 @@
     </w:p>
     <w:p>
       <w:pPr>
+        <w:pStyle w:val="FirstParagraph"/>
+      </w:pPr>
+      <w:r>
+        <w:t xml:space="preserve">Para terminar, se consolidan todos los rubros en dos tablas: la inversión técnica inicial, que se hace una sola vez antes de abrir, y los costos de operación mensuales, que se pagan cada mes durante el funcionamiento del restaurante.</w:t>
+      </w:r>
+    </w:p>
+    <w:p>
+      <w:pPr>
         <w:pStyle w:val="TableCaption"/>
       </w:pPr>
       <w:r>
@@ -49785,7 +50197,7 @@
               <w:rPr>
                 <w:sz w:val="18"/>
               </w:rPr>
-              <w:t xml:space="preserve">$26.397.679</w:t>
+              <w:t xml:space="preserve">$28.407.871</w:t>
             </w:r>
           </w:p>
         </w:tc>
@@ -49844,7 +50256,7 @@
                 <w:b/>
                 <w:sz w:val="18"/>
               </w:rPr>
-              <w:t xml:space="preserve">$394.891.102</w:t>
+              <w:t xml:space="preserve">$396.901.294</w:t>
             </w:r>
           </w:p>
         </w:tc>
@@ -49934,6 +50346,14 @@
     </w:p>
     <w:p>
       <w:pPr>
+        <w:pStyle w:val="BodyText"/>
+      </w:pPr>
+      <w:r>
+        <w:t xml:space="preserve">La maquinaria y los equipos concentran la mayor parte de la inversión, como muestra la figura. A continuación se presentan los costos mensuales de operación, que incluyen la nómina, los insumos, los servicios públicos (Afinia, Aguas de Cartagena, Surtigas y Pacaribe) y la depreciación.</w:t>
+      </w:r>
+    </w:p>
+    <w:p>
+      <w:pPr>
         <w:pStyle w:val="TableCaption"/>
       </w:pPr>
       <w:r>
@@ -50123,7 +50543,7 @@
               <w:rPr>
                 <w:sz w:val="18"/>
               </w:rPr>
-              <w:t xml:space="preserve">$26.397.679</w:t>
+              <w:t xml:space="preserve">$28.407.871</w:t>
             </w:r>
           </w:p>
         </w:tc>
@@ -50329,7 +50749,7 @@
               <w:rPr>
                 <w:sz w:val="18"/>
               </w:rPr>
-              <w:t xml:space="preserve">Gas natural (Gases del Caribe)</w:t>
+              <w:t xml:space="preserve">Gas natural (Surtigas)</w:t>
             </w:r>
           </w:p>
         </w:tc>
@@ -50498,7 +50918,7 @@
               <w:rPr>
                 <w:sz w:val="18"/>
               </w:rPr>
-              <w:t xml:space="preserve">Aseo, fumigación y control de plagas</w:t>
+              <w:t xml:space="preserve">Recolección de residuos (Pacaribe, usuario no residencial; estimación)</w:t>
             </w:r>
           </w:p>
         </w:tc>
@@ -50514,7 +50934,7 @@
               <w:rPr>
                 <w:sz w:val="18"/>
               </w:rPr>
-              <w:t xml:space="preserve">$450.000</w:t>
+              <w:t xml:space="preserve">$250.000</w:t>
             </w:r>
           </w:p>
         </w:tc>
@@ -50553,7 +50973,7 @@
               <w:rPr>
                 <w:sz w:val="18"/>
               </w:rPr>
-              <w:t xml:space="preserve">Mantenimiento de equipos</w:t>
+              <w:t xml:space="preserve">Fumigación y control de plagas (estimación)</w:t>
             </w:r>
           </w:p>
         </w:tc>
@@ -50571,7 +50991,7 @@
               <w:rPr>
                 <w:sz w:val="18"/>
               </w:rPr>
-              <w:t xml:space="preserve">$600.000</w:t>
+              <w:t xml:space="preserve">$200.000</w:t>
             </w:r>
           </w:p>
         </w:tc>
@@ -50610,7 +51030,7 @@
               <w:rPr>
                 <w:sz w:val="18"/>
               </w:rPr>
-              <w:t xml:space="preserve">Seguros (todo riesgo y responsabilidad civil)</w:t>
+              <w:t xml:space="preserve">Mantenimiento de equipos</w:t>
             </w:r>
           </w:p>
         </w:tc>
@@ -50626,7 +51046,7 @@
               <w:rPr>
                 <w:sz w:val="18"/>
               </w:rPr>
-              <w:t xml:space="preserve">$550.000</w:t>
+              <w:t xml:space="preserve">$600.000</w:t>
             </w:r>
           </w:p>
         </w:tc>
@@ -50665,7 +51085,7 @@
               <w:rPr>
                 <w:sz w:val="18"/>
               </w:rPr>
-              <w:t xml:space="preserve">Derechos de autor por música (Sayco–Acinpro / OSA)</w:t>
+              <w:t xml:space="preserve">Seguros (todo riesgo y responsabilidad civil)</w:t>
             </w:r>
           </w:p>
         </w:tc>
@@ -50683,7 +51103,7 @@
               <w:rPr>
                 <w:sz w:val="18"/>
               </w:rPr>
-              <w:t xml:space="preserve">$120.000</w:t>
+              <w:t xml:space="preserve">$550.000</w:t>
             </w:r>
           </w:p>
         </w:tc>
@@ -50722,7 +51142,7 @@
               <w:rPr>
                 <w:sz w:val="18"/>
               </w:rPr>
-              <w:t xml:space="preserve">Software y plataformas</w:t>
+              <w:t xml:space="preserve">Derechos de autor por música (Sayco–Acinpro / OSA)</w:t>
             </w:r>
           </w:p>
         </w:tc>
@@ -50738,7 +51158,7 @@
               <w:rPr>
                 <w:sz w:val="18"/>
               </w:rPr>
-              <w:t xml:space="preserve">$525.000</w:t>
+              <w:t xml:space="preserve">$120.000</w:t>
             </w:r>
           </w:p>
         </w:tc>
@@ -50777,7 +51197,7 @@
               <w:rPr>
                 <w:sz w:val="18"/>
               </w:rPr>
-              <w:t xml:space="preserve">Depreciación de equipos, mobiliario, adecuación y tecnología</w:t>
+              <w:t xml:space="preserve">Software y plataformas</w:t>
             </w:r>
           </w:p>
         </w:tc>
@@ -50795,7 +51215,7 @@
               <w:rPr>
                 <w:sz w:val="18"/>
               </w:rPr>
-              <w:t xml:space="preserve">$3.999.945</w:t>
+              <w:t xml:space="preserve">$525.000</w:t>
             </w:r>
           </w:p>
         </w:tc>
@@ -50813,7 +51233,7 @@
               <w:rPr>
                 <w:sz w:val="18"/>
               </w:rPr>
-              <w:t xml:space="preserve">Fijo (no desembolsable)</w:t>
+              <w:t xml:space="preserve">Fijo</w:t>
             </w:r>
           </w:p>
         </w:tc>
@@ -50832,6 +51252,61 @@
             </w:pPr>
             <w:r>
               <w:rPr>
+                <w:sz w:val="18"/>
+              </w:rPr>
+              <w:t xml:space="preserve">Depreciación de equipos, mobiliario, adecuación y tecnología</w:t>
+            </w:r>
+          </w:p>
+        </w:tc>
+        <w:tc>
+          <w:tcPr/>
+          <w:p>
+            <w:pPr>
+              <w:pStyle w:val="Compact"/>
+              <w:spacing w:after="0" w:before="0" w:line="240" w:lineRule="auto"/>
+              <w:jc w:val="right"/>
+            </w:pPr>
+            <w:r>
+              <w:rPr>
+                <w:sz w:val="18"/>
+              </w:rPr>
+              <w:t xml:space="preserve">$3.999.945</w:t>
+            </w:r>
+          </w:p>
+        </w:tc>
+        <w:tc>
+          <w:tcPr/>
+          <w:p>
+            <w:pPr>
+              <w:pStyle w:val="Compact"/>
+              <w:spacing w:after="0" w:before="0" w:line="240" w:lineRule="auto"/>
+              <w:jc w:val="left"/>
+            </w:pPr>
+            <w:r>
+              <w:rPr>
+                <w:sz w:val="18"/>
+              </w:rPr>
+              <w:t xml:space="preserve">Fijo (no desembolsable)</w:t>
+            </w:r>
+          </w:p>
+        </w:tc>
+      </w:tr>
+      <w:tr>
+        <w:trPr>
+          <w:cantSplit/>
+        </w:trPr>
+        <w:tc>
+          <w:tcPr>
+            <w:shd w:val="clear" w:color="auto" w:fill="F5F7FB"/>
+          </w:tcPr>
+          <w:p>
+            <w:pPr>
+              <w:pStyle w:val="Compact"/>
+              <w:spacing w:after="0" w:before="0" w:line="240" w:lineRule="auto"/>
+              <w:jc w:val="left"/>
+            </w:pPr>
+            <w:r>
+              <w:rPr>
                 <w:bCs/>
                 <w:b/>
                 <w:sz w:val="18"/>
@@ -50841,7 +51316,9 @@
           </w:p>
         </w:tc>
         <w:tc>
-          <w:tcPr/>
+          <w:tcPr>
+            <w:shd w:val="clear" w:color="auto" w:fill="F5F7FB"/>
+          </w:tcPr>
           <w:p>
             <w:pPr>
               <w:pStyle w:val="Compact"/>
@@ -50854,12 +51331,14 @@
                 <w:b/>
                 <w:sz w:val="18"/>
               </w:rPr>
-              <w:t xml:space="preserve">$90.097.203</w:t>
-            </w:r>
-          </w:p>
-        </w:tc>
-        <w:tc>
-          <w:tcPr/>
+              <w:t xml:space="preserve">$92.107.395</w:t>
+            </w:r>
+          </w:p>
+        </w:tc>
+        <w:tc>
+          <w:tcPr>
+            <w:shd w:val="clear" w:color="auto" w:fill="F5F7FB"/>
+          </w:tcPr>
           <w:p>
             <w:pPr>
               <w:pStyle w:val="Compact"/>
@@ -50983,10 +51462,10 @@
           <w:bCs/>
           <w:b/>
         </w:rPr>
-        <w:t xml:space="preserve">$394.891.102</w:t>
+        <w:t xml:space="preserve">$396.901.294</w:t>
       </w:r>
       <w:r>
-        <w:t xml:space="preserve">, de la cual la maquinaria y los equipos representan el 47,9 % (con el ultracongelador y la planta eléctrica como partidas clave para la inocuidad y la continuidad de la cadena de frío) y la adecuación del local el 30,6 %. En la operación, la nómina y los insumos de los tres platos son los costos más altos; el costo de materia prima por plato ($9.255 a $12.120) deja un food cost de 25 % a 34 %, dentro del rango de 28 % a 35 % que reporta Gordon Food Service para restaurantes rentables (Rivers, s.f.).</w:t>
+        <w:t xml:space="preserve">, de la cual la maquinaria y los equipos representan el 47,7 % (con el ultracongelador y la planta eléctrica como partidas clave para la inocuidad y la continuidad de la cadena de frío) y la adecuación del local el 30,4 %. En la operación, la nómina y los insumos de los tres platos son los costos más altos; el costo de materia prima por plato ($11.087 a $12.120) deja un food cost de 30 % a 34 %, dentro del rango de 28 % a 35 % que reporta Gordon Food Service para restaurantes rentables (Rivers, s.f.).</w:t>
       </w:r>
     </w:p>
     <w:bookmarkEnd w:id="91"/>
@@ -50998,6 +51477,14 @@
       </w:pPr>
       <w:r>
         <w:t xml:space="preserve">Conclusiones del estudio técnico</w:t>
+      </w:r>
+    </w:p>
+    <w:p>
+      <w:pPr>
+        <w:pStyle w:val="FirstParagraph"/>
+      </w:pPr>
+      <w:r>
+        <w:t xml:space="preserve">La tabla resume las decisiones técnicas del proyecto y la cifra que respalda cada una.</w:t>
       </w:r>
     </w:p>
     <w:p>
@@ -51232,7 +51719,7 @@
               <w:rPr>
                 <w:sz w:val="18"/>
               </w:rPr>
-              <w:t xml:space="preserve">23 % del costo de materia prima es local; precios verificados en SIPSA-DANE y proveedores; importados con stock de seguridad de 30 días</w:t>
+              <w:t xml:space="preserve">24 % del costo de materia prima es local; precios verificados en SIPSA-DANE y proveedores; importados con stock de seguridad de 30 días</w:t>
             </w:r>
           </w:p>
         </w:tc>
@@ -51269,7 +51756,7 @@
               <w:rPr>
                 <w:sz w:val="18"/>
               </w:rPr>
-              <w:t xml:space="preserve">Inversión técnica de $394.891.102; costos unitarios de $9.936 a $13.189 por plato</w:t>
+              <w:t xml:space="preserve">Inversión técnica de $396.901.294; costos unitarios de $11.768 a $13.189 por plato</w:t>
             </w:r>
           </w:p>
         </w:tc>
@@ -51333,31 +51820,7 @@
         <w:pStyle w:val="FirstParagraph"/>
       </w:pPr>
       <w:r>
-        <w:t xml:space="preserve">Agronegocios. (2026, 26 de octubre).</w:t>
-      </w:r>
-      <w:r>
-        <w:t xml:space="preserve"> </w:t>
-      </w:r>
-      <w:r>
-        <w:rPr>
-          <w:iCs/>
-          <w:i/>
-        </w:rPr>
-        <w:t xml:space="preserve">Precios del agro en Cartagena</w:t>
-      </w:r>
-      <w:r>
-        <w:t xml:space="preserve"> </w:t>
-      </w:r>
-      <w:r>
-        <w:t xml:space="preserve">[Datos del SIPSA-DANE]. https://www.agronegocios.co/precios/repollo-blanco/caribe/bolivar/cartagena</w:t>
-      </w:r>
-    </w:p>
-    <w:p>
-      <w:pPr>
-        <w:pStyle w:val="BodyText"/>
-      </w:pPr>
-      <w:r>
-        <w:t xml:space="preserve">Agronegocios. (2026, 26 de octubre).</w:t>
+        <w:t xml:space="preserve">Agronegocios. (2026, 24 de octubre).</w:t>
       </w:r>
       <w:r>
         <w:t xml:space="preserve"> </w:t>
@@ -51381,7 +51844,7 @@
         <w:pStyle w:val="BodyText"/>
       </w:pPr>
       <w:r>
-        <w:t xml:space="preserve">Aleluya. (2026).</w:t>
+        <w:t xml:space="preserve">Agronegocios. (2026, 24 de octubre).</w:t>
       </w:r>
       <w:r>
         <w:t xml:space="preserve"> </w:t>
@@ -51391,10 +51854,13 @@
           <w:iCs/>
           <w:i/>
         </w:rPr>
-        <w:t xml:space="preserve">Costo de un empleado en Colombia 2026</w:t>
+        <w:t xml:space="preserve">Precios del agro en Cartagena (Bazurto)</w:t>
       </w:r>
       <w:r>
-        <w:t xml:space="preserve">. https://aleluya.com/blog/nomina/costo-de-un-empleado-en-colombia-2026/</w:t>
+        <w:t xml:space="preserve"> </w:t>
+      </w:r>
+      <w:r>
+        <w:t xml:space="preserve">[Datos del SIPSA-DANE]. https://www.agronegocios.co/precios/azucar-refinada/caribe/bolivar/cartagena</w:t>
       </w:r>
     </w:p>
     <w:p>
@@ -51416,6 +51882,27 @@
       </w:r>
       <w:r>
         <w:t xml:space="preserve">.</w:t>
+      </w:r>
+    </w:p>
+    <w:p>
+      <w:pPr>
+        <w:pStyle w:val="BodyText"/>
+      </w:pPr>
+      <w:r>
+        <w:t xml:space="preserve">Aleluya. (2026).</w:t>
+      </w:r>
+      <w:r>
+        <w:t xml:space="preserve"> </w:t>
+      </w:r>
+      <w:r>
+        <w:rPr>
+          <w:iCs/>
+          <w:i/>
+        </w:rPr>
+        <w:t xml:space="preserve">Costo de un empleado en Colombia 2026</w:t>
+      </w:r>
+      <w:r>
+        <w:t xml:space="preserve">. https://aleluya.com/blog/nomina/costo-de-un-empleado-en-colombia-2026/</w:t>
       </w:r>
     </w:p>
     <w:p>
@@ -51461,6 +51948,27 @@
       </w:r>
       <w:r>
         <w:t xml:space="preserve">(7.ª ed.). McGraw-Hill.</w:t>
+      </w:r>
+    </w:p>
+    <w:p>
+      <w:pPr>
+        <w:pStyle w:val="BodyText"/>
+      </w:pPr>
+      <w:r>
+        <w:t xml:space="preserve">Cartagena Cómo Vamos. (2023).</w:t>
+      </w:r>
+      <w:r>
+        <w:t xml:space="preserve"> </w:t>
+      </w:r>
+      <w:r>
+        <w:rPr>
+          <w:iCs/>
+          <w:i/>
+        </w:rPr>
+        <w:t xml:space="preserve">Servicios públicos: Encuesta de Percepción Ciudadana 2023</w:t>
+      </w:r>
+      <w:r>
+        <w:t xml:space="preserve">. https://cartagenacomovamos.org/wp-content/uploads/2023/12/servicios-publicos-epc-2023-cartagenacomovamos-INF.pdf</w:t>
       </w:r>
     </w:p>
     <w:p>
@@ -51854,30 +52362,6 @@
         <w:pStyle w:val="BodyText"/>
       </w:pPr>
       <w:r>
-        <w:t xml:space="preserve">Miranda Miranda, J. J. (2005).</w:t>
-      </w:r>
-      <w:r>
-        <w:t xml:space="preserve"> </w:t>
-      </w:r>
-      <w:r>
-        <w:rPr>
-          <w:iCs/>
-          <w:i/>
-        </w:rPr>
-        <w:t xml:space="preserve">Gestión de proyectos: identificación, formulación, evaluación financiera, económica, social, ambiental</w:t>
-      </w:r>
-      <w:r>
-        <w:t xml:space="preserve"> </w:t>
-      </w:r>
-      <w:r>
-        <w:t xml:space="preserve">(5.ª ed.). MM Editores.</w:t>
-      </w:r>
-    </w:p>
-    <w:p>
-      <w:pPr>
-        <w:pStyle w:val="BodyText"/>
-      </w:pPr>
-      <w:r>
         <w:t xml:space="preserve">Ministerio de Agricultura y Desarrollo Rural. (2015).</w:t>
       </w:r>
       <w:r>
@@ -51976,6 +52460,30 @@
       </w:r>
       <w:r>
         <w:t xml:space="preserve">.</w:t>
+      </w:r>
+    </w:p>
+    <w:p>
+      <w:pPr>
+        <w:pStyle w:val="BodyText"/>
+      </w:pPr>
+      <w:r>
+        <w:t xml:space="preserve">Miranda Miranda, J. J. (2005).</w:t>
+      </w:r>
+      <w:r>
+        <w:t xml:space="preserve"> </w:t>
+      </w:r>
+      <w:r>
+        <w:rPr>
+          <w:iCs/>
+          <w:i/>
+        </w:rPr>
+        <w:t xml:space="preserve">Gestión de proyectos: identificación, formulación, evaluación financiera, económica, social, ambiental</w:t>
+      </w:r>
+      <w:r>
+        <w:t xml:space="preserve"> </w:t>
+      </w:r>
+      <w:r>
+        <w:t xml:space="preserve">(5.ª ed.). MM Editores.</w:t>
       </w:r>
     </w:p>
     <w:p>
@@ -52111,6 +52619,14 @@
         <w:t xml:space="preserve">Estado de verificación de los precios</w:t>
       </w:r>
     </w:p>
+    <w:p>
+      <w:pPr>
+        <w:pStyle w:val="FirstParagraph"/>
+      </w:pPr>
+      <w:r>
+        <w:t xml:space="preserve">La tabla indica, para cada grupo de precios usados en el estudio, de dónde se obtuvo, cuándo se consultó y si es un dato verificado o una estimación del equipo.</w:t>
+      </w:r>
+    </w:p>
     <w:tbl>
       <w:tblPr>
         <w:tblStyle w:val="Table"/>
@@ -52273,7 +52789,7 @@
               <w:rPr>
                 <w:sz w:val="18"/>
               </w:rPr>
-              <w:t xml:space="preserve">24-26 oct. 2026</w:t>
+              <w:t xml:space="preserve">24 oct. 2026</w:t>
             </w:r>
           </w:p>
         </w:tc>
